--- a/Module-2/Session-1/Q1.docx
+++ b/Module-2/Session-1/Q1.docx
@@ -62,11 +62,280 @@
     <w:p>
       <w:pPr>
         <w:pStyle w:val="ListParagraph"/>
+      </w:pPr>
+    </w:p>
+    <w:p>
+      <w:pPr>
+        <w:pStyle w:val="ListParagraph"/>
+        <w:numPr>
+          <w:ilvl w:val="0"/>
+          <w:numId w:val="1"/>
+        </w:numPr>
         <w:rPr>
           <w:b/>
           <w:bCs/>
           <w:sz w:val="32"/>
           <w:szCs w:val="32"/>
+          <w:lang w:val="en-US"/>
+        </w:rPr>
+      </w:pPr>
+      <w:r>
+        <w:rPr>
+          <w:b/>
+          <w:bCs/>
+          <w:sz w:val="32"/>
+          <w:szCs w:val="32"/>
+          <w:lang w:val="en-US"/>
+        </w:rPr>
+        <w:t xml:space="preserve">List three popular programming languages you have heard of, and for each, mention whether it is usually compiled, interpreted, or can be </w:t>
+      </w:r>
+      <w:proofErr w:type="gramStart"/>
+      <w:r>
+        <w:rPr>
+          <w:b/>
+          <w:bCs/>
+          <w:sz w:val="32"/>
+          <w:szCs w:val="32"/>
+          <w:lang w:val="en-US"/>
+        </w:rPr>
+        <w:t>both.&lt;</w:t>
+      </w:r>
+      <w:proofErr w:type="gramEnd"/>
+      <w:r>
+        <w:rPr>
+          <w:b/>
+          <w:bCs/>
+          <w:sz w:val="32"/>
+          <w:szCs w:val="32"/>
+          <w:lang w:val="en-US"/>
+        </w:rPr>
+        <w:t xml:space="preserve">br&gt;&lt;br&gt;&lt;em&gt;&lt;strong&gt;Hint:&lt;/strong&gt; Think of languages like Java, Python, and </w:t>
+      </w:r>
+      <w:proofErr w:type="gramStart"/>
+      <w:r>
+        <w:rPr>
+          <w:b/>
+          <w:bCs/>
+          <w:sz w:val="32"/>
+          <w:szCs w:val="32"/>
+          <w:lang w:val="en-US"/>
+        </w:rPr>
+        <w:t>JavaScript.&lt;</w:t>
+      </w:r>
+      <w:proofErr w:type="gramEnd"/>
+      <w:r>
+        <w:rPr>
+          <w:b/>
+          <w:bCs/>
+          <w:sz w:val="32"/>
+          <w:szCs w:val="32"/>
+          <w:lang w:val="en-US"/>
+        </w:rPr>
+        <w:t>/em&gt;</w:t>
+      </w:r>
+    </w:p>
+    <w:p>
+      <w:pPr>
+        <w:pStyle w:val="ListParagraph"/>
+        <w:rPr>
+          <w:b/>
+          <w:bCs/>
+          <w:sz w:val="32"/>
+          <w:szCs w:val="32"/>
+          <w:lang w:val="en-US"/>
+        </w:rPr>
+      </w:pPr>
+    </w:p>
+    <w:tbl>
+      <w:tblPr>
+        <w:tblW w:w="0" w:type="auto"/>
+        <w:tblCellSpacing w:w="15" w:type="dxa"/>
+        <w:tblCellMar>
+          <w:top w:w="15" w:type="dxa"/>
+          <w:left w:w="15" w:type="dxa"/>
+          <w:bottom w:w="15" w:type="dxa"/>
+          <w:right w:w="15" w:type="dxa"/>
+        </w:tblCellMar>
+        <w:tblLook w:val="04A0" w:firstRow="1" w:lastRow="0" w:firstColumn="1" w:lastColumn="0" w:noHBand="0" w:noVBand="1"/>
+      </w:tblPr>
+      <w:tblGrid>
+        <w:gridCol w:w="2933"/>
+        <w:gridCol w:w="6093"/>
+      </w:tblGrid>
+      <w:tr>
+        <w:trPr>
+          <w:tblHeader/>
+          <w:tblCellSpacing w:w="15" w:type="dxa"/>
+        </w:trPr>
+        <w:tc>
+          <w:tcPr>
+            <w:tcW w:w="0" w:type="auto"/>
+            <w:vAlign w:val="center"/>
+            <w:hideMark/>
+          </w:tcPr>
+          <w:p>
+            <w:pPr>
+              <w:pStyle w:val="ListParagraph"/>
+              <w:rPr>
+                <w:b/>
+                <w:bCs/>
+              </w:rPr>
+            </w:pPr>
+            <w:r>
+              <w:rPr>
+                <w:b/>
+                <w:bCs/>
+              </w:rPr>
+              <w:t>Programming Language</w:t>
+            </w:r>
+          </w:p>
+        </w:tc>
+        <w:tc>
+          <w:tcPr>
+            <w:tcW w:w="0" w:type="auto"/>
+            <w:vAlign w:val="center"/>
+            <w:hideMark/>
+          </w:tcPr>
+          <w:p>
+            <w:pPr>
+              <w:pStyle w:val="ListParagraph"/>
+              <w:rPr>
+                <w:b/>
+                <w:bCs/>
+              </w:rPr>
+            </w:pPr>
+            <w:r>
+              <w:rPr>
+                <w:b/>
+                <w:bCs/>
+              </w:rPr>
+              <w:t>Type</w:t>
+            </w:r>
+          </w:p>
+        </w:tc>
+      </w:tr>
+      <w:tr>
+        <w:trPr>
+          <w:tblCellSpacing w:w="15" w:type="dxa"/>
+        </w:trPr>
+        <w:tc>
+          <w:tcPr>
+            <w:tcW w:w="0" w:type="auto"/>
+            <w:vAlign w:val="center"/>
+            <w:hideMark/>
+          </w:tcPr>
+          <w:p>
+            <w:pPr>
+              <w:pStyle w:val="ListParagraph"/>
+            </w:pPr>
+            <w:r>
+              <w:rPr>
+                <w:b/>
+                <w:bCs/>
+              </w:rPr>
+              <w:t>C</w:t>
+            </w:r>
+          </w:p>
+        </w:tc>
+        <w:tc>
+          <w:tcPr>
+            <w:tcW w:w="0" w:type="auto"/>
+            <w:vAlign w:val="center"/>
+            <w:hideMark/>
+          </w:tcPr>
+          <w:p>
+            <w:pPr>
+              <w:pStyle w:val="ListParagraph"/>
+            </w:pPr>
+            <w:r>
+              <w:t>Compiled</w:t>
+            </w:r>
+          </w:p>
+        </w:tc>
+      </w:tr>
+      <w:tr>
+        <w:trPr>
+          <w:tblCellSpacing w:w="15" w:type="dxa"/>
+        </w:trPr>
+        <w:tc>
+          <w:tcPr>
+            <w:tcW w:w="0" w:type="auto"/>
+            <w:vAlign w:val="center"/>
+            <w:hideMark/>
+          </w:tcPr>
+          <w:p>
+            <w:pPr>
+              <w:pStyle w:val="ListParagraph"/>
+            </w:pPr>
+            <w:r>
+              <w:rPr>
+                <w:b/>
+                <w:bCs/>
+              </w:rPr>
+              <w:t>Python</w:t>
+            </w:r>
+          </w:p>
+        </w:tc>
+        <w:tc>
+          <w:tcPr>
+            <w:tcW w:w="0" w:type="auto"/>
+            <w:vAlign w:val="center"/>
+            <w:hideMark/>
+          </w:tcPr>
+          <w:p>
+            <w:pPr>
+              <w:pStyle w:val="ListParagraph"/>
+            </w:pPr>
+            <w:r>
+              <w:t>Interpreted</w:t>
+            </w:r>
+          </w:p>
+        </w:tc>
+      </w:tr>
+      <w:tr>
+        <w:trPr>
+          <w:tblCellSpacing w:w="15" w:type="dxa"/>
+        </w:trPr>
+        <w:tc>
+          <w:tcPr>
+            <w:tcW w:w="0" w:type="auto"/>
+            <w:vAlign w:val="center"/>
+            <w:hideMark/>
+          </w:tcPr>
+          <w:p>
+            <w:pPr>
+              <w:pStyle w:val="ListParagraph"/>
+            </w:pPr>
+            <w:r>
+              <w:rPr>
+                <w:b/>
+                <w:bCs/>
+              </w:rPr>
+              <w:t>Java</w:t>
+            </w:r>
+          </w:p>
+        </w:tc>
+        <w:tc>
+          <w:tcPr>
+            <w:tcW w:w="0" w:type="auto"/>
+            <w:vAlign w:val="center"/>
+            <w:hideMark/>
+          </w:tcPr>
+          <w:p>
+            <w:pPr>
+              <w:pStyle w:val="ListParagraph"/>
+            </w:pPr>
+            <w:r>
+              <w:t>Both (Compiled to bytecode and then interpreted/JIT compiled by the JVM)</w:t>
+            </w:r>
+          </w:p>
+        </w:tc>
+      </w:tr>
+    </w:tbl>
+    <w:p>
+      <w:pPr>
+        <w:pStyle w:val="ListParagraph"/>
+        <w:rPr>
           <w:lang w:val="en-US"/>
         </w:rPr>
       </w:pPr>

--- a/Module-2/Session-1/Q1.docx
+++ b/Module-2/Session-1/Q1.docx
@@ -332,6 +332,576 @@
         </w:tc>
       </w:tr>
     </w:tbl>
+    <w:p>
+      <w:pPr>
+        <w:pStyle w:val="ListParagraph"/>
+        <w:rPr>
+          <w:b/>
+          <w:bCs/>
+          <w:sz w:val="32"/>
+          <w:szCs w:val="32"/>
+        </w:rPr>
+      </w:pPr>
+      <w:r>
+        <w:rPr>
+          <w:b/>
+          <w:bCs/>
+          <w:sz w:val="32"/>
+          <w:szCs w:val="32"/>
+        </w:rPr>
+        <w:t>3.</w:t>
+      </w:r>
+    </w:p>
+    <w:p>
+      <w:pPr>
+        <w:pStyle w:val="ListParagraph"/>
+        <w:rPr>
+          <w:b/>
+          <w:bCs/>
+          <w:sz w:val="32"/>
+          <w:szCs w:val="32"/>
+        </w:rPr>
+      </w:pPr>
+      <w:r>
+        <w:rPr>
+          <w:b/>
+          <w:bCs/>
+          <w:sz w:val="32"/>
+          <w:szCs w:val="32"/>
+        </w:rPr>
+        <w:t xml:space="preserve">Draw a flowchart (on paper or using any online tool) for the process of booking a movie ticket on </w:t>
+      </w:r>
+      <w:proofErr w:type="spellStart"/>
+      <w:r>
+        <w:rPr>
+          <w:b/>
+          <w:bCs/>
+          <w:sz w:val="32"/>
+          <w:szCs w:val="32"/>
+        </w:rPr>
+        <w:t>BookMyShow</w:t>
+      </w:r>
+      <w:proofErr w:type="spellEnd"/>
+      <w:r>
+        <w:rPr>
+          <w:b/>
+          <w:bCs/>
+          <w:sz w:val="32"/>
+          <w:szCs w:val="32"/>
+        </w:rPr>
+        <w:t>, starting from opening the app to receiving the booking confirmation.</w:t>
+      </w:r>
+    </w:p>
+    <w:p>
+      <w:pPr>
+        <w:pStyle w:val="ListParagraph"/>
+      </w:pPr>
+      <w:r>
+        <w:t xml:space="preserve">                  START</w:t>
+      </w:r>
+    </w:p>
+    <w:p>
+      <w:pPr>
+        <w:pStyle w:val="ListParagraph"/>
+      </w:pPr>
+      <w:r>
+        <w:t xml:space="preserve">                    │</w:t>
+      </w:r>
+    </w:p>
+    <w:p>
+      <w:pPr>
+        <w:pStyle w:val="ListParagraph"/>
+      </w:pPr>
+      <w:r>
+        <w:t xml:space="preserve">                    </w:t>
+      </w:r>
+      <w:r>
+        <w:rPr>
+          <w:rFonts w:ascii="Arial" w:hAnsi="Arial" w:cs="Arial"/>
+        </w:rPr>
+        <w:t>▼</w:t>
+      </w:r>
+    </w:p>
+    <w:p>
+      <w:pPr>
+        <w:pStyle w:val="ListParagraph"/>
+      </w:pPr>
+      <w:r>
+        <w:lastRenderedPageBreak/>
+        <w:t xml:space="preserve">          Open </w:t>
+      </w:r>
+      <w:proofErr w:type="spellStart"/>
+      <w:r>
+        <w:t>BookMyShow</w:t>
+      </w:r>
+      <w:proofErr w:type="spellEnd"/>
+      <w:r>
+        <w:t xml:space="preserve"> App</w:t>
+      </w:r>
+    </w:p>
+    <w:p>
+      <w:pPr>
+        <w:pStyle w:val="ListParagraph"/>
+      </w:pPr>
+      <w:r>
+        <w:t xml:space="preserve">                    │</w:t>
+      </w:r>
+    </w:p>
+    <w:p>
+      <w:pPr>
+        <w:pStyle w:val="ListParagraph"/>
+      </w:pPr>
+      <w:r>
+        <w:t xml:space="preserve">                    </w:t>
+      </w:r>
+      <w:r>
+        <w:rPr>
+          <w:rFonts w:ascii="Arial" w:hAnsi="Arial" w:cs="Arial"/>
+        </w:rPr>
+        <w:t>▼</w:t>
+      </w:r>
+    </w:p>
+    <w:p>
+      <w:pPr>
+        <w:pStyle w:val="ListParagraph"/>
+      </w:pPr>
+      <w:r>
+        <w:t xml:space="preserve">          Select City/Location</w:t>
+      </w:r>
+    </w:p>
+    <w:p>
+      <w:pPr>
+        <w:pStyle w:val="ListParagraph"/>
+      </w:pPr>
+      <w:r>
+        <w:t xml:space="preserve">                    │</w:t>
+      </w:r>
+    </w:p>
+    <w:p>
+      <w:pPr>
+        <w:pStyle w:val="ListParagraph"/>
+      </w:pPr>
+      <w:r>
+        <w:t xml:space="preserve">                    </w:t>
+      </w:r>
+      <w:r>
+        <w:rPr>
+          <w:rFonts w:ascii="Arial" w:hAnsi="Arial" w:cs="Arial"/>
+        </w:rPr>
+        <w:t>▼</w:t>
+      </w:r>
+    </w:p>
+    <w:p>
+      <w:pPr>
+        <w:pStyle w:val="ListParagraph"/>
+      </w:pPr>
+      <w:r>
+        <w:t xml:space="preserve">             Choose Movie</w:t>
+      </w:r>
+    </w:p>
+    <w:p>
+      <w:pPr>
+        <w:pStyle w:val="ListParagraph"/>
+      </w:pPr>
+      <w:r>
+        <w:t xml:space="preserve">                    │</w:t>
+      </w:r>
+    </w:p>
+    <w:p>
+      <w:pPr>
+        <w:pStyle w:val="ListParagraph"/>
+      </w:pPr>
+      <w:r>
+        <w:t xml:space="preserve">                    </w:t>
+      </w:r>
+      <w:r>
+        <w:rPr>
+          <w:rFonts w:ascii="Arial" w:hAnsi="Arial" w:cs="Arial"/>
+        </w:rPr>
+        <w:t>▼</w:t>
+      </w:r>
+    </w:p>
+    <w:p>
+      <w:pPr>
+        <w:pStyle w:val="ListParagraph"/>
+      </w:pPr>
+      <w:r>
+        <w:t xml:space="preserve">      Select Theatre &amp; Show Time</w:t>
+      </w:r>
+    </w:p>
+    <w:p>
+      <w:pPr>
+        <w:pStyle w:val="ListParagraph"/>
+      </w:pPr>
+      <w:r>
+        <w:t xml:space="preserve">                    │</w:t>
+      </w:r>
+    </w:p>
+    <w:p>
+      <w:pPr>
+        <w:pStyle w:val="ListParagraph"/>
+      </w:pPr>
+      <w:r>
+        <w:t xml:space="preserve">                    </w:t>
+      </w:r>
+      <w:r>
+        <w:rPr>
+          <w:rFonts w:ascii="Arial" w:hAnsi="Arial" w:cs="Arial"/>
+        </w:rPr>
+        <w:t>▼</w:t>
+      </w:r>
+    </w:p>
+    <w:p>
+      <w:pPr>
+        <w:pStyle w:val="ListParagraph"/>
+      </w:pPr>
+      <w:r>
+        <w:t xml:space="preserve">       Select Number of Tickets</w:t>
+      </w:r>
+    </w:p>
+    <w:p>
+      <w:pPr>
+        <w:pStyle w:val="ListParagraph"/>
+      </w:pPr>
+      <w:r>
+        <w:t xml:space="preserve">                    │</w:t>
+      </w:r>
+    </w:p>
+    <w:p>
+      <w:pPr>
+        <w:pStyle w:val="ListParagraph"/>
+      </w:pPr>
+      <w:r>
+        <w:t xml:space="preserve">                    </w:t>
+      </w:r>
+      <w:r>
+        <w:rPr>
+          <w:rFonts w:ascii="Arial" w:hAnsi="Arial" w:cs="Arial"/>
+        </w:rPr>
+        <w:t>▼</w:t>
+      </w:r>
+    </w:p>
+    <w:p>
+      <w:pPr>
+        <w:pStyle w:val="ListParagraph"/>
+      </w:pPr>
+      <w:r>
+        <w:t xml:space="preserve">             Choose Seats</w:t>
+      </w:r>
+    </w:p>
+    <w:p>
+      <w:pPr>
+        <w:pStyle w:val="ListParagraph"/>
+      </w:pPr>
+      <w:r>
+        <w:t xml:space="preserve">                    │</w:t>
+      </w:r>
+    </w:p>
+    <w:p>
+      <w:pPr>
+        <w:pStyle w:val="ListParagraph"/>
+      </w:pPr>
+      <w:r>
+        <w:t xml:space="preserve">                    </w:t>
+      </w:r>
+      <w:r>
+        <w:rPr>
+          <w:rFonts w:ascii="Arial" w:hAnsi="Arial" w:cs="Arial"/>
+        </w:rPr>
+        <w:t>▼</w:t>
+      </w:r>
+    </w:p>
+    <w:p>
+      <w:pPr>
+        <w:pStyle w:val="ListParagraph"/>
+      </w:pPr>
+      <w:r>
+        <w:t xml:space="preserve">         Seats Available?</w:t>
+      </w:r>
+    </w:p>
+    <w:p>
+      <w:pPr>
+        <w:pStyle w:val="ListParagraph"/>
+      </w:pPr>
+      <w:r>
+        <w:t xml:space="preserve">            ┌─────</w:t>
+      </w:r>
+      <w:r>
+        <w:rPr>
+          <w:rFonts w:ascii="MS Gothic" w:eastAsia="MS Gothic" w:hAnsi="MS Gothic" w:cs="MS Gothic" w:hint="eastAsia"/>
+        </w:rPr>
+        <w:t>┴</w:t>
+      </w:r>
+      <w:r>
+        <w:rPr>
+          <w:rFonts w:ascii="Aptos" w:hAnsi="Aptos" w:cs="Aptos"/>
+        </w:rPr>
+        <w:t>─────┐</w:t>
+      </w:r>
+    </w:p>
+    <w:p>
+      <w:pPr>
+        <w:pStyle w:val="ListParagraph"/>
+      </w:pPr>
+      <w:r>
+        <w:t xml:space="preserve">           Yes         No</w:t>
+      </w:r>
+    </w:p>
+    <w:p>
+      <w:pPr>
+        <w:pStyle w:val="ListParagraph"/>
+      </w:pPr>
+      <w:r>
+        <w:t xml:space="preserve">            │           │</w:t>
+      </w:r>
+    </w:p>
+    <w:p>
+      <w:pPr>
+        <w:pStyle w:val="ListParagraph"/>
+      </w:pPr>
+      <w:r>
+        <w:t xml:space="preserve">            </w:t>
+      </w:r>
+      <w:r>
+        <w:rPr>
+          <w:rFonts w:ascii="Arial" w:hAnsi="Arial" w:cs="Arial"/>
+        </w:rPr>
+        <w:t>▼</w:t>
+      </w:r>
+      <w:r>
+        <w:t xml:space="preserve">           </w:t>
+      </w:r>
+      <w:r>
+        <w:rPr>
+          <w:rFonts w:ascii="Arial" w:hAnsi="Arial" w:cs="Arial"/>
+        </w:rPr>
+        <w:t>▼</w:t>
+      </w:r>
+    </w:p>
+    <w:p>
+      <w:pPr>
+        <w:pStyle w:val="ListParagraph"/>
+      </w:pPr>
+      <w:r>
+        <w:t xml:space="preserve">     Proceed to     Select Other</w:t>
+      </w:r>
+    </w:p>
+    <w:p>
+      <w:pPr>
+        <w:pStyle w:val="ListParagraph"/>
+      </w:pPr>
+      <w:r>
+        <w:t xml:space="preserve">      Payment          Seats</w:t>
+      </w:r>
+    </w:p>
+    <w:p>
+      <w:pPr>
+        <w:pStyle w:val="ListParagraph"/>
+      </w:pPr>
+      <w:r>
+        <w:t xml:space="preserve">            │           │</w:t>
+      </w:r>
+    </w:p>
+    <w:p>
+      <w:pPr>
+        <w:pStyle w:val="ListParagraph"/>
+      </w:pPr>
+      <w:r>
+        <w:t xml:space="preserve">            └─────</w:t>
+      </w:r>
+      <w:r>
+        <w:rPr>
+          <w:rFonts w:ascii="MS Gothic" w:eastAsia="MS Gothic" w:hAnsi="MS Gothic" w:cs="MS Gothic" w:hint="eastAsia"/>
+        </w:rPr>
+        <w:t>┬</w:t>
+      </w:r>
+      <w:r>
+        <w:rPr>
+          <w:rFonts w:ascii="Aptos" w:hAnsi="Aptos" w:cs="Aptos"/>
+        </w:rPr>
+        <w:t>─────┘</w:t>
+      </w:r>
+    </w:p>
+    <w:p>
+      <w:pPr>
+        <w:pStyle w:val="ListParagraph"/>
+      </w:pPr>
+      <w:r>
+        <w:t xml:space="preserve">                  │</w:t>
+      </w:r>
+    </w:p>
+    <w:p>
+      <w:pPr>
+        <w:pStyle w:val="ListParagraph"/>
+      </w:pPr>
+      <w:r>
+        <w:t xml:space="preserve">                  </w:t>
+      </w:r>
+      <w:r>
+        <w:rPr>
+          <w:rFonts w:ascii="Arial" w:hAnsi="Arial" w:cs="Arial"/>
+        </w:rPr>
+        <w:t>▼</w:t>
+      </w:r>
+    </w:p>
+    <w:p>
+      <w:pPr>
+        <w:pStyle w:val="ListParagraph"/>
+      </w:pPr>
+      <w:r>
+        <w:t xml:space="preserve">           Make Payment</w:t>
+      </w:r>
+    </w:p>
+    <w:p>
+      <w:pPr>
+        <w:pStyle w:val="ListParagraph"/>
+      </w:pPr>
+      <w:r>
+        <w:t xml:space="preserve">                  │</w:t>
+      </w:r>
+    </w:p>
+    <w:p>
+      <w:pPr>
+        <w:pStyle w:val="ListParagraph"/>
+      </w:pPr>
+      <w:r>
+        <w:t xml:space="preserve">                  </w:t>
+      </w:r>
+      <w:r>
+        <w:rPr>
+          <w:rFonts w:ascii="Arial" w:hAnsi="Arial" w:cs="Arial"/>
+        </w:rPr>
+        <w:t>▼</w:t>
+      </w:r>
+    </w:p>
+    <w:p>
+      <w:pPr>
+        <w:pStyle w:val="ListParagraph"/>
+      </w:pPr>
+      <w:r>
+        <w:t xml:space="preserve">        Payment Successful?</w:t>
+      </w:r>
+    </w:p>
+    <w:p>
+      <w:pPr>
+        <w:pStyle w:val="ListParagraph"/>
+      </w:pPr>
+      <w:r>
+        <w:t xml:space="preserve">            ┌─────</w:t>
+      </w:r>
+      <w:r>
+        <w:rPr>
+          <w:rFonts w:ascii="MS Gothic" w:eastAsia="MS Gothic" w:hAnsi="MS Gothic" w:cs="MS Gothic" w:hint="eastAsia"/>
+        </w:rPr>
+        <w:t>┴</w:t>
+      </w:r>
+      <w:r>
+        <w:rPr>
+          <w:rFonts w:ascii="Aptos" w:hAnsi="Aptos" w:cs="Aptos"/>
+        </w:rPr>
+        <w:t>─────┐</w:t>
+      </w:r>
+    </w:p>
+    <w:p>
+      <w:pPr>
+        <w:pStyle w:val="ListParagraph"/>
+      </w:pPr>
+      <w:r>
+        <w:t xml:space="preserve">           Yes         No</w:t>
+      </w:r>
+    </w:p>
+    <w:p>
+      <w:pPr>
+        <w:pStyle w:val="ListParagraph"/>
+      </w:pPr>
+      <w:r>
+        <w:t xml:space="preserve">            │           │</w:t>
+      </w:r>
+    </w:p>
+    <w:p>
+      <w:pPr>
+        <w:pStyle w:val="ListParagraph"/>
+      </w:pPr>
+      <w:r>
+        <w:t xml:space="preserve">            </w:t>
+      </w:r>
+      <w:r>
+        <w:rPr>
+          <w:rFonts w:ascii="Arial" w:hAnsi="Arial" w:cs="Arial"/>
+        </w:rPr>
+        <w:t>▼</w:t>
+      </w:r>
+      <w:r>
+        <w:t xml:space="preserve">           </w:t>
+      </w:r>
+      <w:r>
+        <w:rPr>
+          <w:rFonts w:ascii="Arial" w:hAnsi="Arial" w:cs="Arial"/>
+        </w:rPr>
+        <w:t>▼</w:t>
+      </w:r>
+    </w:p>
+    <w:p>
+      <w:pPr>
+        <w:pStyle w:val="ListParagraph"/>
+      </w:pPr>
+      <w:r>
+        <w:t xml:space="preserve"> Receive Booking     Retry Payment</w:t>
+      </w:r>
+    </w:p>
+    <w:p>
+      <w:pPr>
+        <w:pStyle w:val="ListParagraph"/>
+      </w:pPr>
+      <w:r>
+        <w:t xml:space="preserve"> Confirmation        or Cancel</w:t>
+      </w:r>
+    </w:p>
+    <w:p>
+      <w:pPr>
+        <w:pStyle w:val="ListParagraph"/>
+      </w:pPr>
+      <w:r>
+        <w:t xml:space="preserve">            │           │</w:t>
+      </w:r>
+    </w:p>
+    <w:p>
+      <w:pPr>
+        <w:pStyle w:val="ListParagraph"/>
+      </w:pPr>
+      <w:r>
+        <w:t xml:space="preserve">            └─────</w:t>
+      </w:r>
+      <w:r>
+        <w:rPr>
+          <w:rFonts w:ascii="MS Gothic" w:eastAsia="MS Gothic" w:hAnsi="MS Gothic" w:cs="MS Gothic" w:hint="eastAsia"/>
+        </w:rPr>
+        <w:t>┬</w:t>
+      </w:r>
+      <w:r>
+        <w:rPr>
+          <w:rFonts w:ascii="Aptos" w:hAnsi="Aptos" w:cs="Aptos"/>
+        </w:rPr>
+        <w:t>─────┘</w:t>
+      </w:r>
+    </w:p>
+    <w:p>
+      <w:pPr>
+        <w:pStyle w:val="ListParagraph"/>
+      </w:pPr>
+      <w:r>
+        <w:lastRenderedPageBreak/>
+        <w:t xml:space="preserve">                  │</w:t>
+      </w:r>
+    </w:p>
+    <w:p>
+      <w:pPr>
+        <w:pStyle w:val="ListParagraph"/>
+      </w:pPr>
+      <w:r>
+        <w:t xml:space="preserve">                  </w:t>
+      </w:r>
+    </w:p>
     <w:p>
       <w:pPr>
         <w:pStyle w:val="ListParagraph"/>

--- a/Module-2/Session-1/Q1.docx
+++ b/Module-2/Session-1/Q1.docx
@@ -395,9 +395,70 @@
     <w:p>
       <w:pPr>
         <w:pStyle w:val="ListParagraph"/>
-      </w:pPr>
-      <w:r>
-        <w:t xml:space="preserve">                  START</w:t>
+        <w:rPr>
+          <w:b/>
+          <w:bCs/>
+          <w:sz w:val="32"/>
+          <w:szCs w:val="32"/>
+        </w:rPr>
+      </w:pPr>
+    </w:p>
+    <w:p>
+      <w:pPr>
+        <w:pStyle w:val="ListParagraph"/>
+        <w:rPr>
+          <w:b/>
+          <w:bCs/>
+          <w:sz w:val="32"/>
+          <w:szCs w:val="32"/>
+        </w:rPr>
+      </w:pPr>
+    </w:p>
+    <w:p>
+      <w:pPr>
+        <w:pStyle w:val="ListParagraph"/>
+        <w:rPr>
+          <w:b/>
+          <w:bCs/>
+          <w:sz w:val="32"/>
+          <w:szCs w:val="32"/>
+        </w:rPr>
+      </w:pPr>
+      <w:r>
+        <w:lastRenderedPageBreak/>
+        <w:t xml:space="preserve">    </w:t>
+      </w:r>
+      <w:r>
+        <w:rPr>
+          <w:b/>
+          <w:bCs/>
+          <w:sz w:val="32"/>
+          <w:szCs w:val="32"/>
+        </w:rPr>
+        <w:t>Answer:</w:t>
+      </w:r>
+      <w:r>
+        <w:rPr>
+          <w:b/>
+          <w:bCs/>
+          <w:sz w:val="32"/>
+          <w:szCs w:val="32"/>
+        </w:rPr>
+        <w:t xml:space="preserve">  </w:t>
+      </w:r>
+    </w:p>
+    <w:p>
+      <w:pPr>
+        <w:pStyle w:val="ListParagraph"/>
+      </w:pPr>
+      <w:r>
+        <w:t xml:space="preserve">       </w:t>
+      </w:r>
+      <w:r>
+        <w:t xml:space="preserve">   </w:t>
+      </w:r>
+      <w:r>
+        <w:t xml:space="preserve">     START</w:t>
       </w:r>
     </w:p>
     <w:p>
@@ -427,307 +488,685 @@
         <w:pStyle w:val="ListParagraph"/>
       </w:pPr>
       <w:r>
+        <w:t xml:space="preserve">          Open </w:t>
+      </w:r>
+      <w:proofErr w:type="spellStart"/>
+      <w:r>
+        <w:t>BookMyShow</w:t>
+      </w:r>
+      <w:proofErr w:type="spellEnd"/>
+      <w:r>
+        <w:t xml:space="preserve"> App</w:t>
+      </w:r>
+    </w:p>
+    <w:p>
+      <w:pPr>
+        <w:pStyle w:val="ListParagraph"/>
+      </w:pPr>
+      <w:r>
+        <w:t xml:space="preserve">                    │</w:t>
+      </w:r>
+    </w:p>
+    <w:p>
+      <w:pPr>
+        <w:pStyle w:val="ListParagraph"/>
+      </w:pPr>
+      <w:r>
+        <w:t xml:space="preserve">                    </w:t>
+      </w:r>
+      <w:r>
+        <w:rPr>
+          <w:rFonts w:ascii="Arial" w:hAnsi="Arial" w:cs="Arial"/>
+        </w:rPr>
+        <w:t>▼</w:t>
+      </w:r>
+    </w:p>
+    <w:p>
+      <w:pPr>
+        <w:pStyle w:val="ListParagraph"/>
+      </w:pPr>
+      <w:r>
+        <w:t xml:space="preserve">          Select City/Location</w:t>
+      </w:r>
+    </w:p>
+    <w:p>
+      <w:pPr>
+        <w:pStyle w:val="ListParagraph"/>
+      </w:pPr>
+      <w:r>
+        <w:t xml:space="preserve">                    │</w:t>
+      </w:r>
+    </w:p>
+    <w:p>
+      <w:pPr>
+        <w:pStyle w:val="ListParagraph"/>
+      </w:pPr>
+      <w:r>
+        <w:t xml:space="preserve">                    </w:t>
+      </w:r>
+      <w:r>
+        <w:rPr>
+          <w:rFonts w:ascii="Arial" w:hAnsi="Arial" w:cs="Arial"/>
+        </w:rPr>
+        <w:t>▼</w:t>
+      </w:r>
+    </w:p>
+    <w:p>
+      <w:pPr>
+        <w:pStyle w:val="ListParagraph"/>
+      </w:pPr>
+      <w:r>
+        <w:t xml:space="preserve">             Choose Movie</w:t>
+      </w:r>
+    </w:p>
+    <w:p>
+      <w:pPr>
+        <w:pStyle w:val="ListParagraph"/>
+      </w:pPr>
+      <w:r>
+        <w:t xml:space="preserve">                    │</w:t>
+      </w:r>
+    </w:p>
+    <w:p>
+      <w:pPr>
+        <w:pStyle w:val="ListParagraph"/>
+      </w:pPr>
+      <w:r>
+        <w:t xml:space="preserve">                    </w:t>
+      </w:r>
+      <w:r>
+        <w:rPr>
+          <w:rFonts w:ascii="Arial" w:hAnsi="Arial" w:cs="Arial"/>
+        </w:rPr>
+        <w:t>▼</w:t>
+      </w:r>
+    </w:p>
+    <w:p>
+      <w:pPr>
+        <w:pStyle w:val="ListParagraph"/>
+      </w:pPr>
+      <w:r>
+        <w:t xml:space="preserve">      Select Theatre &amp; Show Time</w:t>
+      </w:r>
+    </w:p>
+    <w:p>
+      <w:pPr>
+        <w:pStyle w:val="ListParagraph"/>
+      </w:pPr>
+      <w:r>
+        <w:t xml:space="preserve">                    │</w:t>
+      </w:r>
+    </w:p>
+    <w:p>
+      <w:pPr>
+        <w:pStyle w:val="ListParagraph"/>
+      </w:pPr>
+      <w:r>
+        <w:t xml:space="preserve">                    </w:t>
+      </w:r>
+      <w:r>
+        <w:rPr>
+          <w:rFonts w:ascii="Arial" w:hAnsi="Arial" w:cs="Arial"/>
+        </w:rPr>
+        <w:t>▼</w:t>
+      </w:r>
+    </w:p>
+    <w:p>
+      <w:pPr>
+        <w:pStyle w:val="ListParagraph"/>
+      </w:pPr>
+      <w:r>
+        <w:t xml:space="preserve">       Select Number of Tickets</w:t>
+      </w:r>
+    </w:p>
+    <w:p>
+      <w:pPr>
+        <w:pStyle w:val="ListParagraph"/>
+      </w:pPr>
+      <w:r>
+        <w:t xml:space="preserve">                    │</w:t>
+      </w:r>
+    </w:p>
+    <w:p>
+      <w:pPr>
+        <w:pStyle w:val="ListParagraph"/>
+      </w:pPr>
+      <w:r>
+        <w:t xml:space="preserve">                    </w:t>
+      </w:r>
+      <w:r>
+        <w:rPr>
+          <w:rFonts w:ascii="Arial" w:hAnsi="Arial" w:cs="Arial"/>
+        </w:rPr>
+        <w:t>▼</w:t>
+      </w:r>
+    </w:p>
+    <w:p>
+      <w:pPr>
+        <w:pStyle w:val="ListParagraph"/>
+      </w:pPr>
+      <w:r>
+        <w:t xml:space="preserve">             Choose Seats</w:t>
+      </w:r>
+    </w:p>
+    <w:p>
+      <w:pPr>
+        <w:pStyle w:val="ListParagraph"/>
+      </w:pPr>
+      <w:r>
+        <w:t xml:space="preserve">                    │</w:t>
+      </w:r>
+    </w:p>
+    <w:p>
+      <w:pPr>
+        <w:pStyle w:val="ListParagraph"/>
+      </w:pPr>
+      <w:r>
+        <w:t xml:space="preserve">                    </w:t>
+      </w:r>
+      <w:r>
+        <w:rPr>
+          <w:rFonts w:ascii="Arial" w:hAnsi="Arial" w:cs="Arial"/>
+        </w:rPr>
+        <w:t>▼</w:t>
+      </w:r>
+    </w:p>
+    <w:p>
+      <w:pPr>
+        <w:pStyle w:val="ListParagraph"/>
+      </w:pPr>
+      <w:r>
+        <w:t xml:space="preserve">         Seats Available?</w:t>
+      </w:r>
+    </w:p>
+    <w:p>
+      <w:pPr>
+        <w:pStyle w:val="ListParagraph"/>
+      </w:pPr>
+      <w:r>
+        <w:t xml:space="preserve">            ┌─────</w:t>
+      </w:r>
+      <w:r>
+        <w:rPr>
+          <w:rFonts w:ascii="MS Gothic" w:eastAsia="MS Gothic" w:hAnsi="MS Gothic" w:cs="MS Gothic" w:hint="eastAsia"/>
+        </w:rPr>
+        <w:t>┴</w:t>
+      </w:r>
+      <w:r>
+        <w:rPr>
+          <w:rFonts w:ascii="Aptos" w:hAnsi="Aptos" w:cs="Aptos"/>
+        </w:rPr>
+        <w:t>─────┐</w:t>
+      </w:r>
+    </w:p>
+    <w:p>
+      <w:pPr>
+        <w:pStyle w:val="ListParagraph"/>
+      </w:pPr>
+      <w:r>
+        <w:t xml:space="preserve">           Yes         No</w:t>
+      </w:r>
+    </w:p>
+    <w:p>
+      <w:pPr>
+        <w:pStyle w:val="ListParagraph"/>
+      </w:pPr>
+      <w:r>
+        <w:t xml:space="preserve">            │           │</w:t>
+      </w:r>
+    </w:p>
+    <w:p>
+      <w:pPr>
+        <w:pStyle w:val="ListParagraph"/>
+      </w:pPr>
+      <w:r>
+        <w:t xml:space="preserve">            </w:t>
+      </w:r>
+      <w:r>
+        <w:rPr>
+          <w:rFonts w:ascii="Arial" w:hAnsi="Arial" w:cs="Arial"/>
+        </w:rPr>
+        <w:t>▼</w:t>
+      </w:r>
+      <w:r>
+        <w:t xml:space="preserve">           </w:t>
+      </w:r>
+      <w:r>
+        <w:rPr>
+          <w:rFonts w:ascii="Arial" w:hAnsi="Arial" w:cs="Arial"/>
+        </w:rPr>
+        <w:t>▼</w:t>
+      </w:r>
+    </w:p>
+    <w:p>
+      <w:pPr>
+        <w:pStyle w:val="ListParagraph"/>
+      </w:pPr>
+      <w:r>
+        <w:t xml:space="preserve">     Proceed to     Select Other</w:t>
+      </w:r>
+    </w:p>
+    <w:p>
+      <w:pPr>
+        <w:pStyle w:val="ListParagraph"/>
+      </w:pPr>
+      <w:r>
+        <w:t xml:space="preserve">      Payment          Seats</w:t>
+      </w:r>
+    </w:p>
+    <w:p>
+      <w:pPr>
+        <w:pStyle w:val="ListParagraph"/>
+      </w:pPr>
+      <w:r>
+        <w:t xml:space="preserve">            │           │</w:t>
+      </w:r>
+    </w:p>
+    <w:p>
+      <w:pPr>
+        <w:pStyle w:val="ListParagraph"/>
+      </w:pPr>
+      <w:r>
+        <w:t xml:space="preserve">            └─────</w:t>
+      </w:r>
+      <w:r>
+        <w:rPr>
+          <w:rFonts w:ascii="MS Gothic" w:eastAsia="MS Gothic" w:hAnsi="MS Gothic" w:cs="MS Gothic" w:hint="eastAsia"/>
+        </w:rPr>
+        <w:t>┬</w:t>
+      </w:r>
+      <w:r>
+        <w:rPr>
+          <w:rFonts w:ascii="Aptos" w:hAnsi="Aptos" w:cs="Aptos"/>
+        </w:rPr>
+        <w:t>─────┘</w:t>
+      </w:r>
+    </w:p>
+    <w:p>
+      <w:pPr>
+        <w:pStyle w:val="ListParagraph"/>
+      </w:pPr>
+      <w:r>
+        <w:t xml:space="preserve">                  │</w:t>
+      </w:r>
+    </w:p>
+    <w:p>
+      <w:pPr>
+        <w:pStyle w:val="ListParagraph"/>
+      </w:pPr>
+      <w:r>
+        <w:t xml:space="preserve">                  </w:t>
+      </w:r>
+      <w:r>
+        <w:rPr>
+          <w:rFonts w:ascii="Arial" w:hAnsi="Arial" w:cs="Arial"/>
+        </w:rPr>
+        <w:t>▼</w:t>
+      </w:r>
+    </w:p>
+    <w:p>
+      <w:pPr>
+        <w:pStyle w:val="ListParagraph"/>
+      </w:pPr>
+      <w:r>
+        <w:t xml:space="preserve">           Make Payment</w:t>
+      </w:r>
+    </w:p>
+    <w:p>
+      <w:pPr>
+        <w:pStyle w:val="ListParagraph"/>
+      </w:pPr>
+      <w:r>
+        <w:t xml:space="preserve">                  │</w:t>
+      </w:r>
+    </w:p>
+    <w:p>
+      <w:pPr>
+        <w:pStyle w:val="ListParagraph"/>
+      </w:pPr>
+      <w:r>
+        <w:t xml:space="preserve">                  </w:t>
+      </w:r>
+      <w:r>
+        <w:rPr>
+          <w:rFonts w:ascii="Arial" w:hAnsi="Arial" w:cs="Arial"/>
+        </w:rPr>
+        <w:t>▼</w:t>
+      </w:r>
+    </w:p>
+    <w:p>
+      <w:pPr>
+        <w:pStyle w:val="ListParagraph"/>
+      </w:pPr>
+      <w:r>
+        <w:t xml:space="preserve">        Payment Successful?</w:t>
+      </w:r>
+    </w:p>
+    <w:p>
+      <w:pPr>
+        <w:pStyle w:val="ListParagraph"/>
+      </w:pPr>
+      <w:r>
+        <w:t xml:space="preserve">            ┌─────</w:t>
+      </w:r>
+      <w:r>
+        <w:rPr>
+          <w:rFonts w:ascii="MS Gothic" w:eastAsia="MS Gothic" w:hAnsi="MS Gothic" w:cs="MS Gothic" w:hint="eastAsia"/>
+        </w:rPr>
+        <w:t>┴</w:t>
+      </w:r>
+      <w:r>
+        <w:rPr>
+          <w:rFonts w:ascii="Aptos" w:hAnsi="Aptos" w:cs="Aptos"/>
+        </w:rPr>
+        <w:t>─────┐</w:t>
+      </w:r>
+    </w:p>
+    <w:p>
+      <w:pPr>
+        <w:pStyle w:val="ListParagraph"/>
+      </w:pPr>
+      <w:r>
+        <w:t xml:space="preserve">           Yes         No</w:t>
+      </w:r>
+    </w:p>
+    <w:p>
+      <w:pPr>
+        <w:pStyle w:val="ListParagraph"/>
+      </w:pPr>
+      <w:r>
+        <w:t xml:space="preserve">            │           │</w:t>
+      </w:r>
+    </w:p>
+    <w:p>
+      <w:pPr>
+        <w:pStyle w:val="ListParagraph"/>
+      </w:pPr>
+      <w:r>
+        <w:t xml:space="preserve">            </w:t>
+      </w:r>
+      <w:r>
+        <w:rPr>
+          <w:rFonts w:ascii="Arial" w:hAnsi="Arial" w:cs="Arial"/>
+        </w:rPr>
+        <w:t>▼</w:t>
+      </w:r>
+      <w:r>
+        <w:t xml:space="preserve">           </w:t>
+      </w:r>
+      <w:r>
+        <w:rPr>
+          <w:rFonts w:ascii="Arial" w:hAnsi="Arial" w:cs="Arial"/>
+        </w:rPr>
+        <w:t>▼</w:t>
+      </w:r>
+    </w:p>
+    <w:p>
+      <w:pPr>
+        <w:pStyle w:val="ListParagraph"/>
+      </w:pPr>
+      <w:r>
         <w:lastRenderedPageBreak/>
-        <w:t xml:space="preserve">          Open </w:t>
-      </w:r>
-      <w:proofErr w:type="spellStart"/>
-      <w:r>
-        <w:t>BookMyShow</w:t>
-      </w:r>
-      <w:proofErr w:type="spellEnd"/>
-      <w:r>
-        <w:t xml:space="preserve"> App</w:t>
-      </w:r>
-    </w:p>
-    <w:p>
-      <w:pPr>
-        <w:pStyle w:val="ListParagraph"/>
-      </w:pPr>
-      <w:r>
-        <w:t xml:space="preserve">                    │</w:t>
-      </w:r>
-    </w:p>
-    <w:p>
-      <w:pPr>
-        <w:pStyle w:val="ListParagraph"/>
-      </w:pPr>
-      <w:r>
-        <w:t xml:space="preserve">                    </w:t>
-      </w:r>
-      <w:r>
-        <w:rPr>
-          <w:rFonts w:ascii="Arial" w:hAnsi="Arial" w:cs="Arial"/>
-        </w:rPr>
-        <w:t>▼</w:t>
-      </w:r>
-    </w:p>
-    <w:p>
-      <w:pPr>
-        <w:pStyle w:val="ListParagraph"/>
-      </w:pPr>
-      <w:r>
-        <w:t xml:space="preserve">          Select City/Location</w:t>
-      </w:r>
-    </w:p>
-    <w:p>
-      <w:pPr>
-        <w:pStyle w:val="ListParagraph"/>
-      </w:pPr>
-      <w:r>
-        <w:t xml:space="preserve">                    │</w:t>
-      </w:r>
-    </w:p>
-    <w:p>
-      <w:pPr>
-        <w:pStyle w:val="ListParagraph"/>
-      </w:pPr>
-      <w:r>
-        <w:t xml:space="preserve">                    </w:t>
-      </w:r>
-      <w:r>
-        <w:rPr>
-          <w:rFonts w:ascii="Arial" w:hAnsi="Arial" w:cs="Arial"/>
-        </w:rPr>
-        <w:t>▼</w:t>
-      </w:r>
-    </w:p>
-    <w:p>
-      <w:pPr>
-        <w:pStyle w:val="ListParagraph"/>
-      </w:pPr>
-      <w:r>
-        <w:t xml:space="preserve">             Choose Movie</w:t>
-      </w:r>
-    </w:p>
-    <w:p>
-      <w:pPr>
-        <w:pStyle w:val="ListParagraph"/>
-      </w:pPr>
-      <w:r>
-        <w:t xml:space="preserve">                    │</w:t>
-      </w:r>
-    </w:p>
-    <w:p>
-      <w:pPr>
-        <w:pStyle w:val="ListParagraph"/>
-      </w:pPr>
-      <w:r>
-        <w:t xml:space="preserve">                    </w:t>
-      </w:r>
-      <w:r>
-        <w:rPr>
-          <w:rFonts w:ascii="Arial" w:hAnsi="Arial" w:cs="Arial"/>
-        </w:rPr>
-        <w:t>▼</w:t>
-      </w:r>
-    </w:p>
-    <w:p>
-      <w:pPr>
-        <w:pStyle w:val="ListParagraph"/>
-      </w:pPr>
-      <w:r>
-        <w:t xml:space="preserve">      Select Theatre &amp; Show Time</w:t>
-      </w:r>
-    </w:p>
-    <w:p>
-      <w:pPr>
-        <w:pStyle w:val="ListParagraph"/>
-      </w:pPr>
-      <w:r>
-        <w:t xml:space="preserve">                    │</w:t>
-      </w:r>
-    </w:p>
-    <w:p>
-      <w:pPr>
-        <w:pStyle w:val="ListParagraph"/>
-      </w:pPr>
-      <w:r>
-        <w:t xml:space="preserve">                    </w:t>
-      </w:r>
-      <w:r>
-        <w:rPr>
-          <w:rFonts w:ascii="Arial" w:hAnsi="Arial" w:cs="Arial"/>
-        </w:rPr>
-        <w:t>▼</w:t>
-      </w:r>
-    </w:p>
-    <w:p>
-      <w:pPr>
-        <w:pStyle w:val="ListParagraph"/>
-      </w:pPr>
-      <w:r>
-        <w:t xml:space="preserve">       Select Number of Tickets</w:t>
-      </w:r>
-    </w:p>
-    <w:p>
-      <w:pPr>
-        <w:pStyle w:val="ListParagraph"/>
-      </w:pPr>
-      <w:r>
-        <w:t xml:space="preserve">                    │</w:t>
-      </w:r>
-    </w:p>
-    <w:p>
-      <w:pPr>
-        <w:pStyle w:val="ListParagraph"/>
-      </w:pPr>
-      <w:r>
-        <w:t xml:space="preserve">                    </w:t>
-      </w:r>
-      <w:r>
-        <w:rPr>
-          <w:rFonts w:ascii="Arial" w:hAnsi="Arial" w:cs="Arial"/>
-        </w:rPr>
-        <w:t>▼</w:t>
-      </w:r>
-    </w:p>
-    <w:p>
-      <w:pPr>
-        <w:pStyle w:val="ListParagraph"/>
-      </w:pPr>
-      <w:r>
-        <w:t xml:space="preserve">             Choose Seats</w:t>
-      </w:r>
-    </w:p>
-    <w:p>
-      <w:pPr>
-        <w:pStyle w:val="ListParagraph"/>
-      </w:pPr>
-      <w:r>
-        <w:t xml:space="preserve">                    │</w:t>
-      </w:r>
-    </w:p>
-    <w:p>
-      <w:pPr>
-        <w:pStyle w:val="ListParagraph"/>
-      </w:pPr>
-      <w:r>
-        <w:t xml:space="preserve">                    </w:t>
-      </w:r>
-      <w:r>
-        <w:rPr>
-          <w:rFonts w:ascii="Arial" w:hAnsi="Arial" w:cs="Arial"/>
-        </w:rPr>
-        <w:t>▼</w:t>
-      </w:r>
-    </w:p>
-    <w:p>
-      <w:pPr>
-        <w:pStyle w:val="ListParagraph"/>
-      </w:pPr>
-      <w:r>
-        <w:t xml:space="preserve">         Seats Available?</w:t>
-      </w:r>
-    </w:p>
-    <w:p>
-      <w:pPr>
-        <w:pStyle w:val="ListParagraph"/>
-      </w:pPr>
-      <w:r>
-        <w:t xml:space="preserve">            ┌─────</w:t>
+        <w:t xml:space="preserve"> Receive Booking     Retry Payment</w:t>
+      </w:r>
+    </w:p>
+    <w:p>
+      <w:pPr>
+        <w:pStyle w:val="ListParagraph"/>
+      </w:pPr>
+      <w:r>
+        <w:t xml:space="preserve"> Confirmation        or Cancel</w:t>
+      </w:r>
+    </w:p>
+    <w:p>
+      <w:pPr>
+        <w:pStyle w:val="ListParagraph"/>
+      </w:pPr>
+      <w:r>
+        <w:t xml:space="preserve">            │           │</w:t>
+      </w:r>
+    </w:p>
+    <w:p>
+      <w:pPr>
+        <w:pStyle w:val="ListParagraph"/>
+      </w:pPr>
+      <w:r>
+        <w:t xml:space="preserve">            └─────</w:t>
       </w:r>
       <w:r>
         <w:rPr>
           <w:rFonts w:ascii="MS Gothic" w:eastAsia="MS Gothic" w:hAnsi="MS Gothic" w:cs="MS Gothic" w:hint="eastAsia"/>
         </w:rPr>
-        <w:t>┴</w:t>
+        <w:t>┬</w:t>
       </w:r>
       <w:r>
         <w:rPr>
           <w:rFonts w:ascii="Aptos" w:hAnsi="Aptos" w:cs="Aptos"/>
         </w:rPr>
-        <w:t>─────┐</w:t>
-      </w:r>
-    </w:p>
-    <w:p>
-      <w:pPr>
-        <w:pStyle w:val="ListParagraph"/>
-      </w:pPr>
-      <w:r>
-        <w:t xml:space="preserve">           Yes         No</w:t>
-      </w:r>
-    </w:p>
-    <w:p>
-      <w:pPr>
-        <w:pStyle w:val="ListParagraph"/>
-      </w:pPr>
-      <w:r>
-        <w:t xml:space="preserve">            │           │</w:t>
-      </w:r>
-    </w:p>
-    <w:p>
-      <w:pPr>
-        <w:pStyle w:val="ListParagraph"/>
-      </w:pPr>
-      <w:r>
-        <w:t xml:space="preserve">            </w:t>
-      </w:r>
-      <w:r>
-        <w:rPr>
-          <w:rFonts w:ascii="Arial" w:hAnsi="Arial" w:cs="Arial"/>
-        </w:rPr>
-        <w:t>▼</w:t>
-      </w:r>
-      <w:r>
-        <w:t xml:space="preserve">           </w:t>
-      </w:r>
-      <w:r>
-        <w:rPr>
-          <w:rFonts w:ascii="Arial" w:hAnsi="Arial" w:cs="Arial"/>
-        </w:rPr>
-        <w:t>▼</w:t>
-      </w:r>
-    </w:p>
-    <w:p>
-      <w:pPr>
-        <w:pStyle w:val="ListParagraph"/>
-      </w:pPr>
-      <w:r>
-        <w:t xml:space="preserve">     Proceed to     Select Other</w:t>
-      </w:r>
-    </w:p>
-    <w:p>
-      <w:pPr>
-        <w:pStyle w:val="ListParagraph"/>
-      </w:pPr>
-      <w:r>
-        <w:t xml:space="preserve">      Payment          Seats</w:t>
-      </w:r>
-    </w:p>
-    <w:p>
-      <w:pPr>
-        <w:pStyle w:val="ListParagraph"/>
-      </w:pPr>
-      <w:r>
-        <w:t xml:space="preserve">            │           │</w:t>
-      </w:r>
-    </w:p>
-    <w:p>
-      <w:pPr>
-        <w:pStyle w:val="ListParagraph"/>
-      </w:pPr>
-      <w:r>
-        <w:t xml:space="preserve">            └─────</w:t>
-      </w:r>
-      <w:r>
-        <w:rPr>
-          <w:rFonts w:ascii="MS Gothic" w:eastAsia="MS Gothic" w:hAnsi="MS Gothic" w:cs="MS Gothic" w:hint="eastAsia"/>
-        </w:rPr>
-        <w:t>┬</w:t>
-      </w:r>
-      <w:r>
-        <w:rPr>
-          <w:rFonts w:ascii="Aptos" w:hAnsi="Aptos" w:cs="Aptos"/>
-        </w:rPr>
         <w:t>─────┘</w:t>
       </w:r>
     </w:p>
     <w:p>
       <w:pPr>
         <w:pStyle w:val="ListParagraph"/>
-      </w:pPr>
-      <w:r>
-        <w:t xml:space="preserve">                  │</w:t>
+        <w:rPr>
+          <w:b/>
+          <w:bCs/>
+        </w:rPr>
+      </w:pPr>
+      <w:r>
+        <w:rPr>
+          <w:b/>
+          <w:bCs/>
+        </w:rPr>
+        <w:t>4.</w:t>
+      </w:r>
+    </w:p>
+    <w:p>
+      <w:pPr>
+        <w:pStyle w:val="ListParagraph"/>
+        <w:rPr>
+          <w:b/>
+          <w:bCs/>
+        </w:rPr>
+      </w:pPr>
+      <w:r>
+        <w:rPr>
+          <w:b/>
+          <w:bCs/>
+        </w:rPr>
+        <w:t>Write down the steps (as an algorithm, using simple numbered instructions) for ordering food on Swiggy — from opening the app to completing payment.</w:t>
+      </w:r>
+    </w:p>
+    <w:p>
+      <w:pPr>
+        <w:pStyle w:val="ListParagraph"/>
+        <w:rPr>
+          <w:b/>
+          <w:bCs/>
+        </w:rPr>
+      </w:pPr>
+    </w:p>
+    <w:p>
+      <w:pPr>
+        <w:rPr>
+          <w:b/>
+          <w:bCs/>
+        </w:rPr>
+      </w:pPr>
+      <w:r>
+        <w:rPr>
+          <w:b/>
+          <w:bCs/>
+        </w:rPr>
+        <w:t>A</w:t>
+      </w:r>
+      <w:r>
+        <w:rPr>
+          <w:b/>
+          <w:bCs/>
+        </w:rPr>
+        <w:t>ns</w:t>
+      </w:r>
+      <w:r>
+        <w:rPr>
+          <w:b/>
+          <w:bCs/>
+        </w:rPr>
+        <w:t xml:space="preserve">wer:     </w:t>
+      </w:r>
+    </w:p>
+    <w:p>
+      <w:r>
+        <w:rPr>
+          <w:b/>
+          <w:bCs/>
+        </w:rPr>
+        <w:t>Algorithm: Order Food on Swiggy</w:t>
+      </w:r>
+    </w:p>
+    <w:p>
+      <w:pPr>
+        <w:pStyle w:val="ListParagraph"/>
+        <w:numPr>
+          <w:ilvl w:val="0"/>
+          <w:numId w:val="2"/>
+        </w:numPr>
+      </w:pPr>
+      <w:r>
+        <w:t>Start.</w:t>
+      </w:r>
+    </w:p>
+    <w:p>
+      <w:pPr>
+        <w:pStyle w:val="ListParagraph"/>
+        <w:numPr>
+          <w:ilvl w:val="0"/>
+          <w:numId w:val="2"/>
+        </w:numPr>
+      </w:pPr>
+      <w:r>
+        <w:t>Open the Swiggy app.</w:t>
+      </w:r>
+    </w:p>
+    <w:p>
+      <w:pPr>
+        <w:pStyle w:val="ListParagraph"/>
+        <w:numPr>
+          <w:ilvl w:val="0"/>
+          <w:numId w:val="2"/>
+        </w:numPr>
+      </w:pPr>
+      <w:r>
+        <w:t>Login with your mobile number if required.</w:t>
+      </w:r>
+    </w:p>
+    <w:p>
+      <w:pPr>
+        <w:pStyle w:val="ListParagraph"/>
+        <w:numPr>
+          <w:ilvl w:val="0"/>
+          <w:numId w:val="2"/>
+        </w:numPr>
+      </w:pPr>
+      <w:r>
+        <w:t>Select your delivery location.</w:t>
+      </w:r>
+    </w:p>
+    <w:p>
+      <w:pPr>
+        <w:pStyle w:val="ListParagraph"/>
+        <w:numPr>
+          <w:ilvl w:val="0"/>
+          <w:numId w:val="2"/>
+        </w:numPr>
+      </w:pPr>
+      <w:r>
+        <w:t>Search for the food or restaurant you want.</w:t>
+      </w:r>
+    </w:p>
+    <w:p>
+      <w:pPr>
+        <w:pStyle w:val="ListParagraph"/>
+        <w:numPr>
+          <w:ilvl w:val="0"/>
+          <w:numId w:val="2"/>
+        </w:numPr>
+      </w:pPr>
+      <w:r>
+        <w:t>Open the restaurant and choose your food.</w:t>
+      </w:r>
+    </w:p>
+    <w:p>
+      <w:pPr>
+        <w:pStyle w:val="ListParagraph"/>
+        <w:numPr>
+          <w:ilvl w:val="0"/>
+          <w:numId w:val="2"/>
+        </w:numPr>
+      </w:pPr>
+      <w:r>
+        <w:t>Add the selected food to the cart.</w:t>
+      </w:r>
+    </w:p>
+    <w:p>
+      <w:pPr>
+        <w:pStyle w:val="ListParagraph"/>
+        <w:numPr>
+          <w:ilvl w:val="0"/>
+          <w:numId w:val="2"/>
+        </w:numPr>
+      </w:pPr>
+      <w:r>
+        <w:t>Check the cart and confirm the order.</w:t>
+      </w:r>
+    </w:p>
+    <w:p>
+      <w:pPr>
+        <w:pStyle w:val="ListParagraph"/>
+        <w:numPr>
+          <w:ilvl w:val="0"/>
+          <w:numId w:val="2"/>
+        </w:numPr>
+      </w:pPr>
+      <w:r>
+        <w:t>Select a payment method.</w:t>
+      </w:r>
+    </w:p>
+    <w:p>
+      <w:pPr>
+        <w:pStyle w:val="ListParagraph"/>
+        <w:numPr>
+          <w:ilvl w:val="0"/>
+          <w:numId w:val="2"/>
+        </w:numPr>
+      </w:pPr>
+      <w:r>
+        <w:t>Complete the payment.</w:t>
+      </w:r>
+    </w:p>
+    <w:p>
+      <w:pPr>
+        <w:pStyle w:val="ListParagraph"/>
+        <w:numPr>
+          <w:ilvl w:val="0"/>
+          <w:numId w:val="2"/>
+        </w:numPr>
+      </w:pPr>
+      <w:r>
+        <w:t>Wait for the order confirmation.</w:t>
+      </w:r>
+    </w:p>
+    <w:p>
+      <w:pPr>
+        <w:pStyle w:val="ListParagraph"/>
+        <w:numPr>
+          <w:ilvl w:val="0"/>
+          <w:numId w:val="2"/>
+        </w:numPr>
+      </w:pPr>
+      <w:r>
+        <w:t>Stop.</w:t>
       </w:r>
     </w:p>
     <w:p>
@@ -736,162 +1175,6 @@
       </w:pPr>
       <w:r>
         <w:t xml:space="preserve">                  </w:t>
-      </w:r>
-      <w:r>
-        <w:rPr>
-          <w:rFonts w:ascii="Arial" w:hAnsi="Arial" w:cs="Arial"/>
-        </w:rPr>
-        <w:t>▼</w:t>
-      </w:r>
-    </w:p>
-    <w:p>
-      <w:pPr>
-        <w:pStyle w:val="ListParagraph"/>
-      </w:pPr>
-      <w:r>
-        <w:t xml:space="preserve">           Make Payment</w:t>
-      </w:r>
-    </w:p>
-    <w:p>
-      <w:pPr>
-        <w:pStyle w:val="ListParagraph"/>
-      </w:pPr>
-      <w:r>
-        <w:t xml:space="preserve">                  │</w:t>
-      </w:r>
-    </w:p>
-    <w:p>
-      <w:pPr>
-        <w:pStyle w:val="ListParagraph"/>
-      </w:pPr>
-      <w:r>
-        <w:t xml:space="preserve">                  </w:t>
-      </w:r>
-      <w:r>
-        <w:rPr>
-          <w:rFonts w:ascii="Arial" w:hAnsi="Arial" w:cs="Arial"/>
-        </w:rPr>
-        <w:t>▼</w:t>
-      </w:r>
-    </w:p>
-    <w:p>
-      <w:pPr>
-        <w:pStyle w:val="ListParagraph"/>
-      </w:pPr>
-      <w:r>
-        <w:t xml:space="preserve">        Payment Successful?</w:t>
-      </w:r>
-    </w:p>
-    <w:p>
-      <w:pPr>
-        <w:pStyle w:val="ListParagraph"/>
-      </w:pPr>
-      <w:r>
-        <w:t xml:space="preserve">            ┌─────</w:t>
-      </w:r>
-      <w:r>
-        <w:rPr>
-          <w:rFonts w:ascii="MS Gothic" w:eastAsia="MS Gothic" w:hAnsi="MS Gothic" w:cs="MS Gothic" w:hint="eastAsia"/>
-        </w:rPr>
-        <w:t>┴</w:t>
-      </w:r>
-      <w:r>
-        <w:rPr>
-          <w:rFonts w:ascii="Aptos" w:hAnsi="Aptos" w:cs="Aptos"/>
-        </w:rPr>
-        <w:t>─────┐</w:t>
-      </w:r>
-    </w:p>
-    <w:p>
-      <w:pPr>
-        <w:pStyle w:val="ListParagraph"/>
-      </w:pPr>
-      <w:r>
-        <w:t xml:space="preserve">           Yes         No</w:t>
-      </w:r>
-    </w:p>
-    <w:p>
-      <w:pPr>
-        <w:pStyle w:val="ListParagraph"/>
-      </w:pPr>
-      <w:r>
-        <w:t xml:space="preserve">            │           │</w:t>
-      </w:r>
-    </w:p>
-    <w:p>
-      <w:pPr>
-        <w:pStyle w:val="ListParagraph"/>
-      </w:pPr>
-      <w:r>
-        <w:t xml:space="preserve">            </w:t>
-      </w:r>
-      <w:r>
-        <w:rPr>
-          <w:rFonts w:ascii="Arial" w:hAnsi="Arial" w:cs="Arial"/>
-        </w:rPr>
-        <w:t>▼</w:t>
-      </w:r>
-      <w:r>
-        <w:t xml:space="preserve">           </w:t>
-      </w:r>
-      <w:r>
-        <w:rPr>
-          <w:rFonts w:ascii="Arial" w:hAnsi="Arial" w:cs="Arial"/>
-        </w:rPr>
-        <w:t>▼</w:t>
-      </w:r>
-    </w:p>
-    <w:p>
-      <w:pPr>
-        <w:pStyle w:val="ListParagraph"/>
-      </w:pPr>
-      <w:r>
-        <w:t xml:space="preserve"> Receive Booking     Retry Payment</w:t>
-      </w:r>
-    </w:p>
-    <w:p>
-      <w:pPr>
-        <w:pStyle w:val="ListParagraph"/>
-      </w:pPr>
-      <w:r>
-        <w:t xml:space="preserve"> Confirmation        or Cancel</w:t>
-      </w:r>
-    </w:p>
-    <w:p>
-      <w:pPr>
-        <w:pStyle w:val="ListParagraph"/>
-      </w:pPr>
-      <w:r>
-        <w:t xml:space="preserve">            │           │</w:t>
-      </w:r>
-    </w:p>
-    <w:p>
-      <w:pPr>
-        <w:pStyle w:val="ListParagraph"/>
-      </w:pPr>
-      <w:r>
-        <w:t xml:space="preserve">            └─────</w:t>
-      </w:r>
-      <w:r>
-        <w:rPr>
-          <w:rFonts w:ascii="MS Gothic" w:eastAsia="MS Gothic" w:hAnsi="MS Gothic" w:cs="MS Gothic" w:hint="eastAsia"/>
-        </w:rPr>
-        <w:t>┬</w:t>
-      </w:r>
-      <w:r>
-        <w:rPr>
-          <w:rFonts w:ascii="Aptos" w:hAnsi="Aptos" w:cs="Aptos"/>
-        </w:rPr>
-        <w:t>─────┘</w:t>
-      </w:r>
-    </w:p>
-    <w:p>
-      <w:pPr>
-        <w:pStyle w:val="ListParagraph"/>
-      </w:pPr>
-      <w:r>
-        <w:lastRenderedPageBreak/>
-        <w:t xml:space="preserve">                  │</w:t>
       </w:r>
     </w:p>
     <w:p>
@@ -920,9 +1203,172 @@
 </w:document>
 </file>
 
+<file path=word/endnotes.xml><?xml version="1.0" encoding="utf-8"?>
+<w:endnotes xmlns:wpc="http://schemas.microsoft.com/office/word/2010/wordprocessingCanvas" xmlns:cx="http://schemas.microsoft.com/office/drawing/2014/chartex" xmlns:cx1="http://schemas.microsoft.com/office/drawing/2015/9/8/chartex" xmlns:cx2="http://schemas.microsoft.com/office/drawing/2015/10/21/chartex" xmlns:cx3="http://schemas.microsoft.com/office/drawing/2016/5/9/chartex" xmlns:cx4="http://schemas.microsoft.com/office/drawing/2016/5/10/chartex" xmlns:cx5="http://schemas.microsoft.com/office/drawing/2016/5/11/chartex" xmlns:cx6="http://schemas.microsoft.com/office/drawing/2016/5/12/chartex" xmlns:cx7="http://schemas.microsoft.com/office/drawing/2016/5/13/chartex" xmlns:cx8="http://schemas.microsoft.com/office/drawing/2016/5/14/chartex" xmlns:mc="http://schemas.openxmlformats.org/markup-compatibility/2006" xmlns:aink="http://schemas.microsoft.com/office/drawing/2016/ink" xmlns:am3d="http://schemas.microsoft.com/office/drawing/2017/model3d" xmlns:o="urn:schemas-microsoft-com:office:office" xmlns:oel="http://schemas.microsoft.com/office/2019/extlst" xmlns:r="http://schemas.openxmlformats.org/officeDocument/2006/relationships" xmlns:m="http://schemas.openxmlformats.org/officeDocument/2006/math" xmlns:v="urn:schemas-microsoft-com:vml" xmlns:wp14="http://schemas.microsoft.com/office/word/2010/wordprocessingDrawing" xmlns:wp="http://schemas.openxmlformats.org/drawingml/2006/wordprocessingDrawing" xmlns:w10="urn:schemas-microsoft-com:office:word" xmlns:w="http://schemas.openxmlformats.org/wordprocessingml/2006/main" xmlns:w14="http://schemas.microsoft.com/office/word/2010/wordml" xmlns:w15="http://schemas.microsoft.com/office/word/2012/wordml" xmlns:w16cei="http://schemas.microsoft.com/office/word/2026/wordml/cei" xmlns:w16cex="http://schemas.microsoft.com/office/word/2018/wordml/cex" xmlns:w16cid="http://schemas.microsoft.com/office/word/2016/wordml/cid" xmlns:w16="http://schemas.microsoft.com/office/word/2018/wordml" xmlns:w16du="http://schemas.microsoft.com/office/word/2023/wordml/word16du" xmlns:w16sdtdh="http://schemas.microsoft.com/office/word/2020/wordml/sdtdatahash" xmlns:w16sdtfl="http://schemas.microsoft.com/office/word/2024/wordml/sdtformatlock" xmlns:w16se="http://schemas.microsoft.com/office/word/2015/wordml/symex" xmlns:wpg="http://schemas.microsoft.com/office/word/2010/wordprocessingGroup" xmlns:wpi="http://schemas.microsoft.com/office/word/2010/wordprocessingInk" xmlns:wne="http://schemas.microsoft.com/office/word/2006/wordml" xmlns:wps="http://schemas.microsoft.com/office/word/2010/wordprocessingShape" mc:Ignorable="w14 w15 w16se w16cid w16 w16cex w16sdtdh w16sdtfl w16du wp14">
+  <w:endnote w:type="separator" w:id="-1">
+    <w:p>
+      <w:pPr>
+        <w:spacing w:after="0" w:line="240" w:lineRule="auto"/>
+      </w:pPr>
+      <w:r>
+        <w:separator/>
+      </w:r>
+    </w:p>
+  </w:endnote>
+  <w:endnote w:type="continuationSeparator" w:id="0">
+    <w:p>
+      <w:pPr>
+        <w:spacing w:after="0" w:line="240" w:lineRule="auto"/>
+      </w:pPr>
+      <w:r>
+        <w:continuationSeparator/>
+      </w:r>
+    </w:p>
+  </w:endnote>
+</w:endnotes>
+</file>
+
+<file path=word/footnotes.xml><?xml version="1.0" encoding="utf-8"?>
+<w:footnotes xmlns:wpc="http://schemas.microsoft.com/office/word/2010/wordprocessingCanvas" xmlns:cx="http://schemas.microsoft.com/office/drawing/2014/chartex" xmlns:cx1="http://schemas.microsoft.com/office/drawing/2015/9/8/chartex" xmlns:cx2="http://schemas.microsoft.com/office/drawing/2015/10/21/chartex" xmlns:cx3="http://schemas.microsoft.com/office/drawing/2016/5/9/chartex" xmlns:cx4="http://schemas.microsoft.com/office/drawing/2016/5/10/chartex" xmlns:cx5="http://schemas.microsoft.com/office/drawing/2016/5/11/chartex" xmlns:cx6="http://schemas.microsoft.com/office/drawing/2016/5/12/chartex" xmlns:cx7="http://schemas.microsoft.com/office/drawing/2016/5/13/chartex" xmlns:cx8="http://schemas.microsoft.com/office/drawing/2016/5/14/chartex" xmlns:mc="http://schemas.openxmlformats.org/markup-compatibility/2006" xmlns:aink="http://schemas.microsoft.com/office/drawing/2016/ink" xmlns:am3d="http://schemas.microsoft.com/office/drawing/2017/model3d" xmlns:o="urn:schemas-microsoft-com:office:office" xmlns:oel="http://schemas.microsoft.com/office/2019/extlst" xmlns:r="http://schemas.openxmlformats.org/officeDocument/2006/relationships" xmlns:m="http://schemas.openxmlformats.org/officeDocument/2006/math" xmlns:v="urn:schemas-microsoft-com:vml" xmlns:wp14="http://schemas.microsoft.com/office/word/2010/wordprocessingDrawing" xmlns:wp="http://schemas.openxmlformats.org/drawingml/2006/wordprocessingDrawing" xmlns:w10="urn:schemas-microsoft-com:office:word" xmlns:w="http://schemas.openxmlformats.org/wordprocessingml/2006/main" xmlns:w14="http://schemas.microsoft.com/office/word/2010/wordml" xmlns:w15="http://schemas.microsoft.com/office/word/2012/wordml" xmlns:w16cei="http://schemas.microsoft.com/office/word/2026/wordml/cei" xmlns:w16cex="http://schemas.microsoft.com/office/word/2018/wordml/cex" xmlns:w16cid="http://schemas.microsoft.com/office/word/2016/wordml/cid" xmlns:w16="http://schemas.microsoft.com/office/word/2018/wordml" xmlns:w16du="http://schemas.microsoft.com/office/word/2023/wordml/word16du" xmlns:w16sdtdh="http://schemas.microsoft.com/office/word/2020/wordml/sdtdatahash" xmlns:w16sdtfl="http://schemas.microsoft.com/office/word/2024/wordml/sdtformatlock" xmlns:w16se="http://schemas.microsoft.com/office/word/2015/wordml/symex" xmlns:wpg="http://schemas.microsoft.com/office/word/2010/wordprocessingGroup" xmlns:wpi="http://schemas.microsoft.com/office/word/2010/wordprocessingInk" xmlns:wne="http://schemas.microsoft.com/office/word/2006/wordml" xmlns:wps="http://schemas.microsoft.com/office/word/2010/wordprocessingShape" mc:Ignorable="w14 w15 w16se w16cid w16 w16cex w16sdtdh w16sdtfl w16du wp14">
+  <w:footnote w:type="separator" w:id="-1">
+    <w:p>
+      <w:pPr>
+        <w:spacing w:after="0" w:line="240" w:lineRule="auto"/>
+      </w:pPr>
+      <w:r>
+        <w:separator/>
+      </w:r>
+    </w:p>
+  </w:footnote>
+  <w:footnote w:type="continuationSeparator" w:id="0">
+    <w:p>
+      <w:pPr>
+        <w:spacing w:after="0" w:line="240" w:lineRule="auto"/>
+      </w:pPr>
+      <w:r>
+        <w:continuationSeparator/>
+      </w:r>
+    </w:p>
+  </w:footnote>
+</w:footnotes>
+</file>
+
 <file path=word/numbering.xml><?xml version="1.0" encoding="utf-8"?>
 <w:numbering xmlns:wpc="http://schemas.microsoft.com/office/word/2010/wordprocessingCanvas" xmlns:cx="http://schemas.microsoft.com/office/drawing/2014/chartex" xmlns:cx1="http://schemas.microsoft.com/office/drawing/2015/9/8/chartex" xmlns:cx2="http://schemas.microsoft.com/office/drawing/2015/10/21/chartex" xmlns:cx3="http://schemas.microsoft.com/office/drawing/2016/5/9/chartex" xmlns:cx4="http://schemas.microsoft.com/office/drawing/2016/5/10/chartex" xmlns:cx5="http://schemas.microsoft.com/office/drawing/2016/5/11/chartex" xmlns:cx6="http://schemas.microsoft.com/office/drawing/2016/5/12/chartex" xmlns:cx7="http://schemas.microsoft.com/office/drawing/2016/5/13/chartex" xmlns:cx8="http://schemas.microsoft.com/office/drawing/2016/5/14/chartex" xmlns:mc="http://schemas.openxmlformats.org/markup-compatibility/2006" xmlns:aink="http://schemas.microsoft.com/office/drawing/2016/ink" xmlns:am3d="http://schemas.microsoft.com/office/drawing/2017/model3d" xmlns:o="urn:schemas-microsoft-com:office:office" xmlns:oel="http://schemas.microsoft.com/office/2019/extlst" xmlns:r="http://schemas.openxmlformats.org/officeDocument/2006/relationships" xmlns:m="http://schemas.openxmlformats.org/officeDocument/2006/math" xmlns:v="urn:schemas-microsoft-com:vml" xmlns:wp14="http://schemas.microsoft.com/office/word/2010/wordprocessingDrawing" xmlns:wp="http://schemas.openxmlformats.org/drawingml/2006/wordprocessingDrawing" xmlns:w10="urn:schemas-microsoft-com:office:word" xmlns:w="http://schemas.openxmlformats.org/wordprocessingml/2006/main" xmlns:w14="http://schemas.microsoft.com/office/word/2010/wordml" xmlns:w15="http://schemas.microsoft.com/office/word/2012/wordml" xmlns:w16cei="http://schemas.microsoft.com/office/word/2026/wordml/cei" xmlns:w16cex="http://schemas.microsoft.com/office/word/2018/wordml/cex" xmlns:w16cid="http://schemas.microsoft.com/office/word/2016/wordml/cid" xmlns:w16="http://schemas.microsoft.com/office/word/2018/wordml" xmlns:w16du="http://schemas.microsoft.com/office/word/2023/wordml/word16du" xmlns:w16sdtdh="http://schemas.microsoft.com/office/word/2020/wordml/sdtdatahash" xmlns:w16sdtfl="http://schemas.microsoft.com/office/word/2024/wordml/sdtformatlock" xmlns:w16se="http://schemas.microsoft.com/office/word/2015/wordml/symex" xmlns:wpg="http://schemas.microsoft.com/office/word/2010/wordprocessingGroup" xmlns:wpi="http://schemas.microsoft.com/office/word/2010/wordprocessingInk" xmlns:wne="http://schemas.microsoft.com/office/word/2006/wordml" xmlns:wps="http://schemas.microsoft.com/office/word/2010/wordprocessingShape" mc:Ignorable="w14 w15 w16se w16cid w16 w16cex w16sdtdh w16sdtfl w16du wp14">
   <w:abstractNum w:abstractNumId="0" w15:restartNumberingAfterBreak="0">
+    <w:nsid w:val="15C147D6"/>
+    <w:multiLevelType w:val="multilevel"/>
+    <w:tmpl w:val="4BB2852A"/>
+    <w:lvl w:ilvl="0">
+      <w:start w:val="1"/>
+      <w:numFmt w:val="decimal"/>
+      <w:lvlText w:val="%1."/>
+      <w:lvlJc w:val="left"/>
+      <w:pPr>
+        <w:tabs>
+          <w:tab w:val="num" w:pos="720"/>
+        </w:tabs>
+        <w:ind w:left="720" w:hanging="360"/>
+      </w:pPr>
+    </w:lvl>
+    <w:lvl w:ilvl="1" w:tentative="1">
+      <w:start w:val="1"/>
+      <w:numFmt w:val="decimal"/>
+      <w:lvlText w:val="%2."/>
+      <w:lvlJc w:val="left"/>
+      <w:pPr>
+        <w:tabs>
+          <w:tab w:val="num" w:pos="1440"/>
+        </w:tabs>
+        <w:ind w:left="1440" w:hanging="360"/>
+      </w:pPr>
+    </w:lvl>
+    <w:lvl w:ilvl="2" w:tentative="1">
+      <w:start w:val="1"/>
+      <w:numFmt w:val="decimal"/>
+      <w:lvlText w:val="%3."/>
+      <w:lvlJc w:val="left"/>
+      <w:pPr>
+        <w:tabs>
+          <w:tab w:val="num" w:pos="2160"/>
+        </w:tabs>
+        <w:ind w:left="2160" w:hanging="360"/>
+      </w:pPr>
+    </w:lvl>
+    <w:lvl w:ilvl="3" w:tentative="1">
+      <w:start w:val="1"/>
+      <w:numFmt w:val="decimal"/>
+      <w:lvlText w:val="%4."/>
+      <w:lvlJc w:val="left"/>
+      <w:pPr>
+        <w:tabs>
+          <w:tab w:val="num" w:pos="2880"/>
+        </w:tabs>
+        <w:ind w:left="2880" w:hanging="360"/>
+      </w:pPr>
+    </w:lvl>
+    <w:lvl w:ilvl="4" w:tentative="1">
+      <w:start w:val="1"/>
+      <w:numFmt w:val="decimal"/>
+      <w:lvlText w:val="%5."/>
+      <w:lvlJc w:val="left"/>
+      <w:pPr>
+        <w:tabs>
+          <w:tab w:val="num" w:pos="3600"/>
+        </w:tabs>
+        <w:ind w:left="3600" w:hanging="360"/>
+      </w:pPr>
+    </w:lvl>
+    <w:lvl w:ilvl="5" w:tentative="1">
+      <w:start w:val="1"/>
+      <w:numFmt w:val="decimal"/>
+      <w:lvlText w:val="%6."/>
+      <w:lvlJc w:val="left"/>
+      <w:pPr>
+        <w:tabs>
+          <w:tab w:val="num" w:pos="4320"/>
+        </w:tabs>
+        <w:ind w:left="4320" w:hanging="360"/>
+      </w:pPr>
+    </w:lvl>
+    <w:lvl w:ilvl="6" w:tentative="1">
+      <w:start w:val="1"/>
+      <w:numFmt w:val="decimal"/>
+      <w:lvlText w:val="%7."/>
+      <w:lvlJc w:val="left"/>
+      <w:pPr>
+        <w:tabs>
+          <w:tab w:val="num" w:pos="5040"/>
+        </w:tabs>
+        <w:ind w:left="5040" w:hanging="360"/>
+      </w:pPr>
+    </w:lvl>
+    <w:lvl w:ilvl="7" w:tentative="1">
+      <w:start w:val="1"/>
+      <w:numFmt w:val="decimal"/>
+      <w:lvlText w:val="%8."/>
+      <w:lvlJc w:val="left"/>
+      <w:pPr>
+        <w:tabs>
+          <w:tab w:val="num" w:pos="5760"/>
+        </w:tabs>
+        <w:ind w:left="5760" w:hanging="360"/>
+      </w:pPr>
+    </w:lvl>
+    <w:lvl w:ilvl="8" w:tentative="1">
+      <w:start w:val="1"/>
+      <w:numFmt w:val="decimal"/>
+      <w:lvlText w:val="%9."/>
+      <w:lvlJc w:val="left"/>
+      <w:pPr>
+        <w:tabs>
+          <w:tab w:val="num" w:pos="6480"/>
+        </w:tabs>
+        <w:ind w:left="6480" w:hanging="360"/>
+      </w:pPr>
+    </w:lvl>
+  </w:abstractNum>
+  <w:abstractNum w:abstractNumId="1" w15:restartNumberingAfterBreak="0">
     <w:nsid w:val="790517EB"/>
     <w:multiLevelType w:val="hybridMultilevel"/>
     <w:tmpl w:val="06625B8E"/>
@@ -1012,6 +1458,9 @@
     </w:lvl>
   </w:abstractNum>
   <w:num w:numId="1" w16cid:durableId="1737707721">
+    <w:abstractNumId w:val="1"/>
+  </w:num>
+  <w:num w:numId="2" w16cid:durableId="352074912">
     <w:abstractNumId w:val="0"/>
   </w:num>
 </w:numbering>
@@ -1933,6 +2382,69 @@
       <w:spacing w:val="5"/>
     </w:rPr>
   </w:style>
+  <w:style w:type="table" w:styleId="TableGrid">
+    <w:name w:val="Table Grid"/>
+    <w:basedOn w:val="TableNormal"/>
+    <w:uiPriority w:val="39"/>
+    <w:rsid w:val="00416BBC"/>
+    <w:pPr>
+      <w:spacing w:after="0" w:line="240" w:lineRule="auto"/>
+    </w:pPr>
+    <w:tblPr>
+      <w:tblBorders>
+        <w:top w:val="single" w:sz="4" w:space="0" w:color="auto"/>
+        <w:left w:val="single" w:sz="4" w:space="0" w:color="auto"/>
+        <w:bottom w:val="single" w:sz="4" w:space="0" w:color="auto"/>
+        <w:right w:val="single" w:sz="4" w:space="0" w:color="auto"/>
+        <w:insideH w:val="single" w:sz="4" w:space="0" w:color="auto"/>
+        <w:insideV w:val="single" w:sz="4" w:space="0" w:color="auto"/>
+      </w:tblBorders>
+    </w:tblPr>
+  </w:style>
+  <w:style w:type="paragraph" w:styleId="Header">
+    <w:name w:val="header"/>
+    <w:basedOn w:val="Normal"/>
+    <w:link w:val="HeaderChar"/>
+    <w:uiPriority w:val="99"/>
+    <w:unhideWhenUsed/>
+    <w:rsid w:val="00416BBC"/>
+    <w:pPr>
+      <w:tabs>
+        <w:tab w:val="center" w:pos="4513"/>
+        <w:tab w:val="right" w:pos="9026"/>
+      </w:tabs>
+      <w:spacing w:after="0" w:line="240" w:lineRule="auto"/>
+    </w:pPr>
+  </w:style>
+  <w:style w:type="character" w:customStyle="1" w:styleId="HeaderChar">
+    <w:name w:val="Header Char"/>
+    <w:basedOn w:val="DefaultParagraphFont"/>
+    <w:link w:val="Header"/>
+    <w:uiPriority w:val="99"/>
+    <w:rsid w:val="00416BBC"/>
+  </w:style>
+  <w:style w:type="paragraph" w:styleId="Footer">
+    <w:name w:val="footer"/>
+    <w:basedOn w:val="Normal"/>
+    <w:link w:val="FooterChar"/>
+    <w:uiPriority w:val="99"/>
+    <w:unhideWhenUsed/>
+    <w:rsid w:val="00416BBC"/>
+    <w:pPr>
+      <w:tabs>
+        <w:tab w:val="center" w:pos="4513"/>
+        <w:tab w:val="right" w:pos="9026"/>
+      </w:tabs>
+      <w:spacing w:after="0" w:line="240" w:lineRule="auto"/>
+    </w:pPr>
+  </w:style>
+  <w:style w:type="character" w:customStyle="1" w:styleId="FooterChar">
+    <w:name w:val="Footer Char"/>
+    <w:basedOn w:val="DefaultParagraphFont"/>
+    <w:link w:val="Footer"/>
+    <w:uiPriority w:val="99"/>
+    <w:rsid w:val="00416BBC"/>
+  </w:style>
 </w:styles>
 </file>
 

--- a/Module-2/Session-1/Q1.docx
+++ b/Module-2/Session-1/Q1.docx
@@ -1,6 +1,6 @@
 
 <file path=word/document.xml><?xml version="1.0" encoding="utf-8"?>
-<w:document xmlns:wpc="http://schemas.microsoft.com/office/word/2010/wordprocessingCanvas" xmlns:cx="http://schemas.microsoft.com/office/drawing/2014/chartex" xmlns:cx1="http://schemas.microsoft.com/office/drawing/2015/9/8/chartex" xmlns:cx2="http://schemas.microsoft.com/office/drawing/2015/10/21/chartex" xmlns:cx3="http://schemas.microsoft.com/office/drawing/2016/5/9/chartex" xmlns:cx4="http://schemas.microsoft.com/office/drawing/2016/5/10/chartex" xmlns:cx5="http://schemas.microsoft.com/office/drawing/2016/5/11/chartex" xmlns:cx6="http://schemas.microsoft.com/office/drawing/2016/5/12/chartex" xmlns:cx7="http://schemas.microsoft.com/office/drawing/2016/5/13/chartex" xmlns:cx8="http://schemas.microsoft.com/office/drawing/2016/5/14/chartex" xmlns:mc="http://schemas.openxmlformats.org/markup-compatibility/2006" xmlns:aink="http://schemas.microsoft.com/office/drawing/2016/ink" xmlns:am3d="http://schemas.microsoft.com/office/drawing/2017/model3d" xmlns:o="urn:schemas-microsoft-com:office:office" xmlns:oel="http://schemas.microsoft.com/office/2019/extlst" xmlns:r="http://schemas.openxmlformats.org/officeDocument/2006/relationships" xmlns:m="http://schemas.openxmlformats.org/officeDocument/2006/math" xmlns:v="urn:schemas-microsoft-com:vml" xmlns:wp14="http://schemas.microsoft.com/office/word/2010/wordprocessingDrawing" xmlns:wp="http://schemas.openxmlformats.org/drawingml/2006/wordprocessingDrawing" xmlns:w10="urn:schemas-microsoft-com:office:word" xmlns:w="http://schemas.openxmlformats.org/wordprocessingml/2006/main" xmlns:w14="http://schemas.microsoft.com/office/word/2010/wordml" xmlns:w15="http://schemas.microsoft.com/office/word/2012/wordml" xmlns:w16cei="http://schemas.microsoft.com/office/word/2026/wordml/cei" xmlns:w16cex="http://schemas.microsoft.com/office/word/2018/wordml/cex" xmlns:w16cid="http://schemas.microsoft.com/office/word/2016/wordml/cid" xmlns:w16="http://schemas.microsoft.com/office/word/2018/wordml" xmlns:w16du="http://schemas.microsoft.com/office/word/2023/wordml/word16du" xmlns:w16sdtdh="http://schemas.microsoft.com/office/word/2020/wordml/sdtdatahash" xmlns:w16sdtfl="http://schemas.microsoft.com/office/word/2024/wordml/sdtformatlock" xmlns:w16se="http://schemas.microsoft.com/office/word/2015/wordml/symex" xmlns:wpg="http://schemas.microsoft.com/office/word/2010/wordprocessingGroup" xmlns:wpi="http://schemas.microsoft.com/office/word/2010/wordprocessingInk" xmlns:wne="http://schemas.microsoft.com/office/word/2006/wordml" xmlns:wps="http://schemas.microsoft.com/office/word/2010/wordprocessingShape" mc:Ignorable="w14 w15 w16se w16cid w16 w16cex w16sdtdh w16sdtfl w16du wp14">
+<w:document xmlns:wpc="http://schemas.microsoft.com/office/word/2010/wordprocessingCanvas" xmlns:cx="http://schemas.microsoft.com/office/drawing/2014/chartex" xmlns:cx1="http://schemas.microsoft.com/office/drawing/2015/9/8/chartex" xmlns:cx2="http://schemas.microsoft.com/office/drawing/2015/10/21/chartex" xmlns:cx3="http://schemas.microsoft.com/office/drawing/2016/5/9/chartex" xmlns:cx4="http://schemas.microsoft.com/office/drawing/2016/5/10/chartex" xmlns:cx5="http://schemas.microsoft.com/office/drawing/2016/5/11/chartex" xmlns:cx6="http://schemas.microsoft.com/office/drawing/2016/5/12/chartex" xmlns:cx7="http://schemas.microsoft.com/office/drawing/2016/5/13/chartex" xmlns:cx8="http://schemas.microsoft.com/office/drawing/2016/5/14/chartex" xmlns:mc="http://schemas.openxmlformats.org/markup-compatibility/2006" xmlns:aink="http://schemas.microsoft.com/office/drawing/2016/ink" xmlns:am3d="http://schemas.microsoft.com/office/drawing/2017/model3d" xmlns:o="urn:schemas-microsoft-com:office:office" xmlns:oel="http://schemas.microsoft.com/office/2019/extlst" xmlns:r="http://schemas.openxmlformats.org/officeDocument/2006/relationships" xmlns:m="http://schemas.openxmlformats.org/officeDocument/2006/math" xmlns:v="urn:schemas-microsoft-com:vml" xmlns:wp14="http://schemas.microsoft.com/office/word/2010/wordprocessingDrawing" xmlns:wp="http://schemas.openxmlformats.org/drawingml/2006/wordprocessingDrawing" xmlns:w10="urn:schemas-microsoft-com:office:word" xmlns:w="http://schemas.openxmlformats.org/wordprocessingml/2006/main" xmlns:w14="http://schemas.microsoft.com/office/word/2010/wordml" xmlns:w15="http://schemas.microsoft.com/office/word/2012/wordml" xmlns:w16cex="http://schemas.microsoft.com/office/word/2018/wordml/cex" xmlns:w16cid="http://schemas.microsoft.com/office/word/2016/wordml/cid" xmlns:w16="http://schemas.microsoft.com/office/word/2018/wordml" xmlns:w16du="http://schemas.microsoft.com/office/word/2023/wordml/word16du" xmlns:w16sdtdh="http://schemas.microsoft.com/office/word/2020/wordml/sdtdatahash" xmlns:w16sdtfl="http://schemas.microsoft.com/office/word/2024/wordml/sdtformatlock" xmlns:w16se="http://schemas.microsoft.com/office/word/2015/wordml/symex" xmlns:wpg="http://schemas.microsoft.com/office/word/2010/wordprocessingGroup" xmlns:wpi="http://schemas.microsoft.com/office/word/2010/wordprocessingInk" xmlns:wne="http://schemas.microsoft.com/office/word/2006/wordml" xmlns:wps="http://schemas.microsoft.com/office/word/2010/wordprocessingShape" mc:Ignorable="w14 w15 w16se w16cid w16 w16cex w16sdtdh w16sdtfl w16du wp14">
   <w:body>
     <w:p>
       <w:pPr>
@@ -1204,7 +1204,7 @@
 </file>
 
 <file path=word/endnotes.xml><?xml version="1.0" encoding="utf-8"?>
-<w:endnotes xmlns:wpc="http://schemas.microsoft.com/office/word/2010/wordprocessingCanvas" xmlns:cx="http://schemas.microsoft.com/office/drawing/2014/chartex" xmlns:cx1="http://schemas.microsoft.com/office/drawing/2015/9/8/chartex" xmlns:cx2="http://schemas.microsoft.com/office/drawing/2015/10/21/chartex" xmlns:cx3="http://schemas.microsoft.com/office/drawing/2016/5/9/chartex" xmlns:cx4="http://schemas.microsoft.com/office/drawing/2016/5/10/chartex" xmlns:cx5="http://schemas.microsoft.com/office/drawing/2016/5/11/chartex" xmlns:cx6="http://schemas.microsoft.com/office/drawing/2016/5/12/chartex" xmlns:cx7="http://schemas.microsoft.com/office/drawing/2016/5/13/chartex" xmlns:cx8="http://schemas.microsoft.com/office/drawing/2016/5/14/chartex" xmlns:mc="http://schemas.openxmlformats.org/markup-compatibility/2006" xmlns:aink="http://schemas.microsoft.com/office/drawing/2016/ink" xmlns:am3d="http://schemas.microsoft.com/office/drawing/2017/model3d" xmlns:o="urn:schemas-microsoft-com:office:office" xmlns:oel="http://schemas.microsoft.com/office/2019/extlst" xmlns:r="http://schemas.openxmlformats.org/officeDocument/2006/relationships" xmlns:m="http://schemas.openxmlformats.org/officeDocument/2006/math" xmlns:v="urn:schemas-microsoft-com:vml" xmlns:wp14="http://schemas.microsoft.com/office/word/2010/wordprocessingDrawing" xmlns:wp="http://schemas.openxmlformats.org/drawingml/2006/wordprocessingDrawing" xmlns:w10="urn:schemas-microsoft-com:office:word" xmlns:w="http://schemas.openxmlformats.org/wordprocessingml/2006/main" xmlns:w14="http://schemas.microsoft.com/office/word/2010/wordml" xmlns:w15="http://schemas.microsoft.com/office/word/2012/wordml" xmlns:w16cei="http://schemas.microsoft.com/office/word/2026/wordml/cei" xmlns:w16cex="http://schemas.microsoft.com/office/word/2018/wordml/cex" xmlns:w16cid="http://schemas.microsoft.com/office/word/2016/wordml/cid" xmlns:w16="http://schemas.microsoft.com/office/word/2018/wordml" xmlns:w16du="http://schemas.microsoft.com/office/word/2023/wordml/word16du" xmlns:w16sdtdh="http://schemas.microsoft.com/office/word/2020/wordml/sdtdatahash" xmlns:w16sdtfl="http://schemas.microsoft.com/office/word/2024/wordml/sdtformatlock" xmlns:w16se="http://schemas.microsoft.com/office/word/2015/wordml/symex" xmlns:wpg="http://schemas.microsoft.com/office/word/2010/wordprocessingGroup" xmlns:wpi="http://schemas.microsoft.com/office/word/2010/wordprocessingInk" xmlns:wne="http://schemas.microsoft.com/office/word/2006/wordml" xmlns:wps="http://schemas.microsoft.com/office/word/2010/wordprocessingShape" mc:Ignorable="w14 w15 w16se w16cid w16 w16cex w16sdtdh w16sdtfl w16du wp14">
+<w:endnotes xmlns:wpc="http://schemas.microsoft.com/office/word/2010/wordprocessingCanvas" xmlns:cx="http://schemas.microsoft.com/office/drawing/2014/chartex" xmlns:cx1="http://schemas.microsoft.com/office/drawing/2015/9/8/chartex" xmlns:cx2="http://schemas.microsoft.com/office/drawing/2015/10/21/chartex" xmlns:cx3="http://schemas.microsoft.com/office/drawing/2016/5/9/chartex" xmlns:cx4="http://schemas.microsoft.com/office/drawing/2016/5/10/chartex" xmlns:cx5="http://schemas.microsoft.com/office/drawing/2016/5/11/chartex" xmlns:cx6="http://schemas.microsoft.com/office/drawing/2016/5/12/chartex" xmlns:cx7="http://schemas.microsoft.com/office/drawing/2016/5/13/chartex" xmlns:cx8="http://schemas.microsoft.com/office/drawing/2016/5/14/chartex" xmlns:mc="http://schemas.openxmlformats.org/markup-compatibility/2006" xmlns:aink="http://schemas.microsoft.com/office/drawing/2016/ink" xmlns:am3d="http://schemas.microsoft.com/office/drawing/2017/model3d" xmlns:o="urn:schemas-microsoft-com:office:office" xmlns:oel="http://schemas.microsoft.com/office/2019/extlst" xmlns:r="http://schemas.openxmlformats.org/officeDocument/2006/relationships" xmlns:m="http://schemas.openxmlformats.org/officeDocument/2006/math" xmlns:v="urn:schemas-microsoft-com:vml" xmlns:wp14="http://schemas.microsoft.com/office/word/2010/wordprocessingDrawing" xmlns:wp="http://schemas.openxmlformats.org/drawingml/2006/wordprocessingDrawing" xmlns:w10="urn:schemas-microsoft-com:office:word" xmlns:w="http://schemas.openxmlformats.org/wordprocessingml/2006/main" xmlns:w14="http://schemas.microsoft.com/office/word/2010/wordml" xmlns:w15="http://schemas.microsoft.com/office/word/2012/wordml" xmlns:w16cex="http://schemas.microsoft.com/office/word/2018/wordml/cex" xmlns:w16cid="http://schemas.microsoft.com/office/word/2016/wordml/cid" xmlns:w16="http://schemas.microsoft.com/office/word/2018/wordml" xmlns:w16du="http://schemas.microsoft.com/office/word/2023/wordml/word16du" xmlns:w16sdtdh="http://schemas.microsoft.com/office/word/2020/wordml/sdtdatahash" xmlns:w16sdtfl="http://schemas.microsoft.com/office/word/2024/wordml/sdtformatlock" xmlns:w16se="http://schemas.microsoft.com/office/word/2015/wordml/symex" xmlns:wpg="http://schemas.microsoft.com/office/word/2010/wordprocessingGroup" xmlns:wpi="http://schemas.microsoft.com/office/word/2010/wordprocessingInk" xmlns:wne="http://schemas.microsoft.com/office/word/2006/wordml" xmlns:wps="http://schemas.microsoft.com/office/word/2010/wordprocessingShape" mc:Ignorable="w14 w15 w16se w16cid w16 w16cex w16sdtdh w16sdtfl w16du wp14">
   <w:endnote w:type="separator" w:id="-1">
     <w:p>
       <w:pPr>
@@ -1229,7 +1229,7 @@
 </file>
 
 <file path=word/footnotes.xml><?xml version="1.0" encoding="utf-8"?>
-<w:footnotes xmlns:wpc="http://schemas.microsoft.com/office/word/2010/wordprocessingCanvas" xmlns:cx="http://schemas.microsoft.com/office/drawing/2014/chartex" xmlns:cx1="http://schemas.microsoft.com/office/drawing/2015/9/8/chartex" xmlns:cx2="http://schemas.microsoft.com/office/drawing/2015/10/21/chartex" xmlns:cx3="http://schemas.microsoft.com/office/drawing/2016/5/9/chartex" xmlns:cx4="http://schemas.microsoft.com/office/drawing/2016/5/10/chartex" xmlns:cx5="http://schemas.microsoft.com/office/drawing/2016/5/11/chartex" xmlns:cx6="http://schemas.microsoft.com/office/drawing/2016/5/12/chartex" xmlns:cx7="http://schemas.microsoft.com/office/drawing/2016/5/13/chartex" xmlns:cx8="http://schemas.microsoft.com/office/drawing/2016/5/14/chartex" xmlns:mc="http://schemas.openxmlformats.org/markup-compatibility/2006" xmlns:aink="http://schemas.microsoft.com/office/drawing/2016/ink" xmlns:am3d="http://schemas.microsoft.com/office/drawing/2017/model3d" xmlns:o="urn:schemas-microsoft-com:office:office" xmlns:oel="http://schemas.microsoft.com/office/2019/extlst" xmlns:r="http://schemas.openxmlformats.org/officeDocument/2006/relationships" xmlns:m="http://schemas.openxmlformats.org/officeDocument/2006/math" xmlns:v="urn:schemas-microsoft-com:vml" xmlns:wp14="http://schemas.microsoft.com/office/word/2010/wordprocessingDrawing" xmlns:wp="http://schemas.openxmlformats.org/drawingml/2006/wordprocessingDrawing" xmlns:w10="urn:schemas-microsoft-com:office:word" xmlns:w="http://schemas.openxmlformats.org/wordprocessingml/2006/main" xmlns:w14="http://schemas.microsoft.com/office/word/2010/wordml" xmlns:w15="http://schemas.microsoft.com/office/word/2012/wordml" xmlns:w16cei="http://schemas.microsoft.com/office/word/2026/wordml/cei" xmlns:w16cex="http://schemas.microsoft.com/office/word/2018/wordml/cex" xmlns:w16cid="http://schemas.microsoft.com/office/word/2016/wordml/cid" xmlns:w16="http://schemas.microsoft.com/office/word/2018/wordml" xmlns:w16du="http://schemas.microsoft.com/office/word/2023/wordml/word16du" xmlns:w16sdtdh="http://schemas.microsoft.com/office/word/2020/wordml/sdtdatahash" xmlns:w16sdtfl="http://schemas.microsoft.com/office/word/2024/wordml/sdtformatlock" xmlns:w16se="http://schemas.microsoft.com/office/word/2015/wordml/symex" xmlns:wpg="http://schemas.microsoft.com/office/word/2010/wordprocessingGroup" xmlns:wpi="http://schemas.microsoft.com/office/word/2010/wordprocessingInk" xmlns:wne="http://schemas.microsoft.com/office/word/2006/wordml" xmlns:wps="http://schemas.microsoft.com/office/word/2010/wordprocessingShape" mc:Ignorable="w14 w15 w16se w16cid w16 w16cex w16sdtdh w16sdtfl w16du wp14">
+<w:footnotes xmlns:wpc="http://schemas.microsoft.com/office/word/2010/wordprocessingCanvas" xmlns:cx="http://schemas.microsoft.com/office/drawing/2014/chartex" xmlns:cx1="http://schemas.microsoft.com/office/drawing/2015/9/8/chartex" xmlns:cx2="http://schemas.microsoft.com/office/drawing/2015/10/21/chartex" xmlns:cx3="http://schemas.microsoft.com/office/drawing/2016/5/9/chartex" xmlns:cx4="http://schemas.microsoft.com/office/drawing/2016/5/10/chartex" xmlns:cx5="http://schemas.microsoft.com/office/drawing/2016/5/11/chartex" xmlns:cx6="http://schemas.microsoft.com/office/drawing/2016/5/12/chartex" xmlns:cx7="http://schemas.microsoft.com/office/drawing/2016/5/13/chartex" xmlns:cx8="http://schemas.microsoft.com/office/drawing/2016/5/14/chartex" xmlns:mc="http://schemas.openxmlformats.org/markup-compatibility/2006" xmlns:aink="http://schemas.microsoft.com/office/drawing/2016/ink" xmlns:am3d="http://schemas.microsoft.com/office/drawing/2017/model3d" xmlns:o="urn:schemas-microsoft-com:office:office" xmlns:oel="http://schemas.microsoft.com/office/2019/extlst" xmlns:r="http://schemas.openxmlformats.org/officeDocument/2006/relationships" xmlns:m="http://schemas.openxmlformats.org/officeDocument/2006/math" xmlns:v="urn:schemas-microsoft-com:vml" xmlns:wp14="http://schemas.microsoft.com/office/word/2010/wordprocessingDrawing" xmlns:wp="http://schemas.openxmlformats.org/drawingml/2006/wordprocessingDrawing" xmlns:w10="urn:schemas-microsoft-com:office:word" xmlns:w="http://schemas.openxmlformats.org/wordprocessingml/2006/main" xmlns:w14="http://schemas.microsoft.com/office/word/2010/wordml" xmlns:w15="http://schemas.microsoft.com/office/word/2012/wordml" xmlns:w16cex="http://schemas.microsoft.com/office/word/2018/wordml/cex" xmlns:w16cid="http://schemas.microsoft.com/office/word/2016/wordml/cid" xmlns:w16="http://schemas.microsoft.com/office/word/2018/wordml" xmlns:w16du="http://schemas.microsoft.com/office/word/2023/wordml/word16du" xmlns:w16sdtdh="http://schemas.microsoft.com/office/word/2020/wordml/sdtdatahash" xmlns:w16sdtfl="http://schemas.microsoft.com/office/word/2024/wordml/sdtformatlock" xmlns:w16se="http://schemas.microsoft.com/office/word/2015/wordml/symex" xmlns:wpg="http://schemas.microsoft.com/office/word/2010/wordprocessingGroup" xmlns:wpi="http://schemas.microsoft.com/office/word/2010/wordprocessingInk" xmlns:wne="http://schemas.microsoft.com/office/word/2006/wordml" xmlns:wps="http://schemas.microsoft.com/office/word/2010/wordprocessingShape" mc:Ignorable="w14 w15 w16se w16cid w16 w16cex w16sdtdh w16sdtfl w16du wp14">
   <w:footnote w:type="separator" w:id="-1">
     <w:p>
       <w:pPr>
@@ -1254,7 +1254,7 @@
 </file>
 
 <file path=word/numbering.xml><?xml version="1.0" encoding="utf-8"?>
-<w:numbering xmlns:wpc="http://schemas.microsoft.com/office/word/2010/wordprocessingCanvas" xmlns:cx="http://schemas.microsoft.com/office/drawing/2014/chartex" xmlns:cx1="http://schemas.microsoft.com/office/drawing/2015/9/8/chartex" xmlns:cx2="http://schemas.microsoft.com/office/drawing/2015/10/21/chartex" xmlns:cx3="http://schemas.microsoft.com/office/drawing/2016/5/9/chartex" xmlns:cx4="http://schemas.microsoft.com/office/drawing/2016/5/10/chartex" xmlns:cx5="http://schemas.microsoft.com/office/drawing/2016/5/11/chartex" xmlns:cx6="http://schemas.microsoft.com/office/drawing/2016/5/12/chartex" xmlns:cx7="http://schemas.microsoft.com/office/drawing/2016/5/13/chartex" xmlns:cx8="http://schemas.microsoft.com/office/drawing/2016/5/14/chartex" xmlns:mc="http://schemas.openxmlformats.org/markup-compatibility/2006" xmlns:aink="http://schemas.microsoft.com/office/drawing/2016/ink" xmlns:am3d="http://schemas.microsoft.com/office/drawing/2017/model3d" xmlns:o="urn:schemas-microsoft-com:office:office" xmlns:oel="http://schemas.microsoft.com/office/2019/extlst" xmlns:r="http://schemas.openxmlformats.org/officeDocument/2006/relationships" xmlns:m="http://schemas.openxmlformats.org/officeDocument/2006/math" xmlns:v="urn:schemas-microsoft-com:vml" xmlns:wp14="http://schemas.microsoft.com/office/word/2010/wordprocessingDrawing" xmlns:wp="http://schemas.openxmlformats.org/drawingml/2006/wordprocessingDrawing" xmlns:w10="urn:schemas-microsoft-com:office:word" xmlns:w="http://schemas.openxmlformats.org/wordprocessingml/2006/main" xmlns:w14="http://schemas.microsoft.com/office/word/2010/wordml" xmlns:w15="http://schemas.microsoft.com/office/word/2012/wordml" xmlns:w16cei="http://schemas.microsoft.com/office/word/2026/wordml/cei" xmlns:w16cex="http://schemas.microsoft.com/office/word/2018/wordml/cex" xmlns:w16cid="http://schemas.microsoft.com/office/word/2016/wordml/cid" xmlns:w16="http://schemas.microsoft.com/office/word/2018/wordml" xmlns:w16du="http://schemas.microsoft.com/office/word/2023/wordml/word16du" xmlns:w16sdtdh="http://schemas.microsoft.com/office/word/2020/wordml/sdtdatahash" xmlns:w16sdtfl="http://schemas.microsoft.com/office/word/2024/wordml/sdtformatlock" xmlns:w16se="http://schemas.microsoft.com/office/word/2015/wordml/symex" xmlns:wpg="http://schemas.microsoft.com/office/word/2010/wordprocessingGroup" xmlns:wpi="http://schemas.microsoft.com/office/word/2010/wordprocessingInk" xmlns:wne="http://schemas.microsoft.com/office/word/2006/wordml" xmlns:wps="http://schemas.microsoft.com/office/word/2010/wordprocessingShape" mc:Ignorable="w14 w15 w16se w16cid w16 w16cex w16sdtdh w16sdtfl w16du wp14">
+<w:numbering xmlns:wpc="http://schemas.microsoft.com/office/word/2010/wordprocessingCanvas" xmlns:cx="http://schemas.microsoft.com/office/drawing/2014/chartex" xmlns:cx1="http://schemas.microsoft.com/office/drawing/2015/9/8/chartex" xmlns:cx2="http://schemas.microsoft.com/office/drawing/2015/10/21/chartex" xmlns:cx3="http://schemas.microsoft.com/office/drawing/2016/5/9/chartex" xmlns:cx4="http://schemas.microsoft.com/office/drawing/2016/5/10/chartex" xmlns:cx5="http://schemas.microsoft.com/office/drawing/2016/5/11/chartex" xmlns:cx6="http://schemas.microsoft.com/office/drawing/2016/5/12/chartex" xmlns:cx7="http://schemas.microsoft.com/office/drawing/2016/5/13/chartex" xmlns:cx8="http://schemas.microsoft.com/office/drawing/2016/5/14/chartex" xmlns:mc="http://schemas.openxmlformats.org/markup-compatibility/2006" xmlns:aink="http://schemas.microsoft.com/office/drawing/2016/ink" xmlns:am3d="http://schemas.microsoft.com/office/drawing/2017/model3d" xmlns:o="urn:schemas-microsoft-com:office:office" xmlns:oel="http://schemas.microsoft.com/office/2019/extlst" xmlns:r="http://schemas.openxmlformats.org/officeDocument/2006/relationships" xmlns:m="http://schemas.openxmlformats.org/officeDocument/2006/math" xmlns:v="urn:schemas-microsoft-com:vml" xmlns:wp14="http://schemas.microsoft.com/office/word/2010/wordprocessingDrawing" xmlns:wp="http://schemas.openxmlformats.org/drawingml/2006/wordprocessingDrawing" xmlns:w10="urn:schemas-microsoft-com:office:word" xmlns:w="http://schemas.openxmlformats.org/wordprocessingml/2006/main" xmlns:w14="http://schemas.microsoft.com/office/word/2010/wordml" xmlns:w15="http://schemas.microsoft.com/office/word/2012/wordml" xmlns:w16cex="http://schemas.microsoft.com/office/word/2018/wordml/cex" xmlns:w16cid="http://schemas.microsoft.com/office/word/2016/wordml/cid" xmlns:w16="http://schemas.microsoft.com/office/word/2018/wordml" xmlns:w16du="http://schemas.microsoft.com/office/word/2023/wordml/word16du" xmlns:w16sdtdh="http://schemas.microsoft.com/office/word/2020/wordml/sdtdatahash" xmlns:w16sdtfl="http://schemas.microsoft.com/office/word/2024/wordml/sdtformatlock" xmlns:w16se="http://schemas.microsoft.com/office/word/2015/wordml/symex" xmlns:wpg="http://schemas.microsoft.com/office/word/2010/wordprocessingGroup" xmlns:wpi="http://schemas.microsoft.com/office/word/2010/wordprocessingInk" xmlns:wne="http://schemas.microsoft.com/office/word/2006/wordml" xmlns:wps="http://schemas.microsoft.com/office/word/2010/wordprocessingShape" mc:Ignorable="w14 w15 w16se w16cid w16 w16cex w16sdtdh w16sdtfl w16du wp14">
   <w:abstractNum w:abstractNumId="0" w15:restartNumberingAfterBreak="0">
     <w:nsid w:val="15C147D6"/>
     <w:multiLevelType w:val="multilevel"/>
@@ -2069,6 +2069,7 @@
   <w:style w:type="character" w:default="1" w:styleId="DefaultParagraphFont">
     <w:name w:val="Default Paragraph Font"/>
     <w:uiPriority w:val="1"/>
+    <w:semiHidden/>
     <w:unhideWhenUsed/>
   </w:style>
   <w:style w:type="table" w:default="1" w:styleId="TableNormal">
